--- a/ICP_Tool_Manuale.docx
+++ b/ICP_Tool_Manuale.docx
@@ -86,7 +86,7 @@
     </w:tbl>
     <w:p>
       <w:pPr>
-        <w:spacing w:after="160" w:before="0"/>
+        <w:spacing w:after="100" w:before="0"/>
       </w:pPr>
       <w:r>
         <w:t xml:space="preserve"/>
@@ -127,12 +127,11 @@
           </w:tcPr>
           <w:p>
             <w:pPr>
-              <w:spacing w:after="40" w:before="40"/>
+              <w:spacing w:after="30" w:before="30"/>
             </w:pPr>
             <w:r>
               <w:rPr>
                 <w:rFonts w:ascii="Arial" w:cs="Arial" w:eastAsia="Arial" w:hAnsi="Arial"/>
-                <w:color w:val="1A1A1A"/>
                 <w:sz w:val="19"/>
                 <w:szCs w:val="19"/>
               </w:rPr>
@@ -141,30 +140,28 @@
           </w:p>
           <w:p>
             <w:pPr>
-              <w:spacing w:after="40" w:before="40"/>
+              <w:spacing w:after="30" w:before="30"/>
             </w:pPr>
             <w:r>
               <w:rPr>
                 <w:rFonts w:ascii="Arial" w:cs="Arial" w:eastAsia="Arial" w:hAnsi="Arial"/>
-                <w:color w:val="1A1A1A"/>
-                <w:sz w:val="19"/>
-                <w:szCs w:val="19"/>
-              </w:rPr>
-              <w:t xml:space="preserve">L'app funziona interamente nel browser, salva i dati in locale e genera PDF professionali.</w:t>
+                <w:sz w:val="19"/>
+                <w:szCs w:val="19"/>
+              </w:rPr>
+              <w:t xml:space="preserve">L'app funziona nel browser, salva i dati in locale e genera PDF professionali.</w:t>
             </w:r>
           </w:p>
           <w:p>
             <w:pPr>
-              <w:spacing w:after="40" w:before="40"/>
+              <w:spacing w:after="30" w:before="30"/>
             </w:pPr>
             <w:r>
               <w:rPr>
                 <w:rFonts w:ascii="Arial" w:cs="Arial" w:eastAsia="Arial" w:hAnsi="Arial"/>
-                <w:color w:val="1A1A1A"/>
-                <w:sz w:val="19"/>
-                <w:szCs w:val="19"/>
-              </w:rPr>
-              <w:t xml:space="preserve">Nessuna installazione richiesta: basta aprire il file icp-tool.html o visitare il sito.</w:t>
+                <w:sz w:val="19"/>
+                <w:szCs w:val="19"/>
+              </w:rPr>
+              <w:t xml:space="preserve">Nessuna installazione: basta aprire icp-tool.html o visitare il sito GitHub Pages.</w:t>
             </w:r>
           </w:p>
         </w:tc>
@@ -172,7 +169,7 @@
     </w:tbl>
     <w:p>
       <w:pPr>
-        <w:spacing w:after="160" w:before="0"/>
+        <w:spacing w:after="100" w:before="0"/>
       </w:pPr>
       <w:r>
         <w:t xml:space="preserve"/>
@@ -213,7 +210,7 @@
     </w:p>
     <w:p>
       <w:pPr>
-        <w:spacing w:after="80" w:before="0"/>
+        <w:spacing w:after="100" w:before="0"/>
       </w:pPr>
       <w:r>
         <w:t xml:space="preserve"/>
@@ -293,7 +290,7 @@
                 <w:sz w:val="19"/>
                 <w:szCs w:val="19"/>
               </w:rPr>
-              <w:t xml:space="preserve">Colonna sinistra scura: elenco sessioni, pulsante "Nuova sessione", importa JSON. Ogni sessione mostra nome, data, stato (aperta/chiusa) e numero campioni. Icona cestino per eliminare.</w:t>
+              <w:t xml:space="preserve">Colonna sinistra scura: elenco sessioni, "Nuova sessione", importa JSON. Ogni sessione mostra nome, data, stato e contatore campioni. Icona cestino per eliminare. Pulsante sigla operatore in fondo.</w:t>
             </w:r>
           </w:p>
         </w:tc>
@@ -356,7 +353,7 @@
                 <w:sz w:val="19"/>
                 <w:szCs w:val="19"/>
               </w:rPr>
-              <w:t xml:space="preserve">Barra in alto: nome sessione attiva, indicatore "Salvato", pulsante Esporta JSON, Chiudi sessione, toggle lingua ITA/ENG.</w:t>
+              <w:t xml:space="preserve">Barra in alto: nome sessione attiva, indicatore "Salvato", Esporta JSON, Chiudi sessione, toggle lingua ITA/ENG.</w:t>
             </w:r>
           </w:p>
         </w:tc>
@@ -419,7 +416,7 @@
                 <w:sz w:val="19"/>
                 <w:szCs w:val="19"/>
               </w:rPr>
-              <w:t xml:space="preserve">Contenuto scorrevole: barra navigazione passi 1–5 e moduli di inserimento dati.</w:t>
+              <w:t xml:space="preserve">Contenuto scorrevole: barra navigazione passi 1-5 e moduli di inserimento dati.</w:t>
             </w:r>
           </w:p>
         </w:tc>
@@ -427,7 +424,7 @@
     </w:tbl>
     <w:p>
       <w:pPr>
-        <w:spacing w:after="160" w:before="0"/>
+        <w:spacing w:after="100" w:before="0"/>
       </w:pPr>
       <w:r>
         <w:t xml:space="preserve"/>
@@ -450,7 +447,7 @@
           <w:sz w:val="28"/>
           <w:szCs w:val="28"/>
         </w:rPr>
-        <w:t xml:space="preserve">2. Gestione sessioni</w:t>
+        <w:t xml:space="preserve">2. Sigla operatore</w:t>
       </w:r>
     </w:p>
     <w:p>
@@ -463,164 +460,12 @@
           <w:sz w:val="20"/>
           <w:szCs w:val="20"/>
         </w:rPr>
-        <w:t xml:space="preserve">Ogni sessione rappresenta un'analisi ICP completa (es: "Campioni Fe Giugno 2026"). I dati vengono salvati automaticamente nel browser.</w:t>
-      </w:r>
-    </w:p>
-    <w:p>
-      <w:pPr>
-        <w:spacing w:after="80" w:before="0"/>
-      </w:pPr>
-      <w:r>
-        <w:t xml:space="preserve"/>
-      </w:r>
-    </w:p>
-    <w:p>
-      <w:pPr>
-        <w:spacing w:after="60" w:before="180"/>
-      </w:pPr>
-      <w:r>
-        <w:rPr>
-          <w:rFonts w:ascii="Arial" w:cs="Arial" w:eastAsia="Arial" w:hAnsi="Arial"/>
-          <w:b/>
-          <w:bCs/>
-          <w:color w:val="333333"/>
-          <w:sz w:val="20"/>
-          <w:szCs w:val="20"/>
-        </w:rPr>
-        <w:t xml:space="preserve">Creare una sessione</w:t>
-      </w:r>
-    </w:p>
-    <w:p>
-      <w:pPr>
-        <w:pStyle w:val="ListParagraph"/>
-        <w:numPr>
-          <w:ilvl w:val="0"/>
-          <w:numId w:val="2"/>
-        </w:numPr>
-        <w:spacing w:after="60" w:before="40"/>
-      </w:pPr>
-      <w:r>
-        <w:rPr>
-          <w:rFonts w:ascii="Arial" w:cs="Arial" w:eastAsia="Arial" w:hAnsi="Arial"/>
-          <w:sz w:val="20"/>
-          <w:szCs w:val="20"/>
-        </w:rPr>
-        <w:t xml:space="preserve">Clicca "Nuova sessione" in cima alla sidebar.</w:t>
-      </w:r>
-    </w:p>
-    <w:p>
-      <w:pPr>
-        <w:pStyle w:val="ListParagraph"/>
-        <w:numPr>
-          <w:ilvl w:val="0"/>
-          <w:numId w:val="2"/>
-        </w:numPr>
-        <w:spacing w:after="60" w:before="40"/>
-      </w:pPr>
-      <w:r>
-        <w:rPr>
-          <w:rFonts w:ascii="Arial" w:cs="Arial" w:eastAsia="Arial" w:hAnsi="Arial"/>
-          <w:sz w:val="20"/>
-          <w:szCs w:val="20"/>
-        </w:rPr>
-        <w:t xml:space="preserve">Inserisci un nome descrittivo (es: "Campioni Cu Luglio 2026").</w:t>
-      </w:r>
-    </w:p>
-    <w:p>
-      <w:pPr>
-        <w:pStyle w:val="ListParagraph"/>
-        <w:numPr>
-          <w:ilvl w:val="0"/>
-          <w:numId w:val="2"/>
-        </w:numPr>
-        <w:spacing w:after="60" w:before="40"/>
-      </w:pPr>
-      <w:r>
-        <w:rPr>
-          <w:rFonts w:ascii="Arial" w:cs="Arial" w:eastAsia="Arial" w:hAnsi="Arial"/>
-          <w:sz w:val="20"/>
-          <w:szCs w:val="20"/>
-        </w:rPr>
-        <w:t xml:space="preserve">Clicca "Crea" — si apre direttamente il passo 1.</w:t>
-      </w:r>
-    </w:p>
-    <w:p>
-      <w:pPr>
-        <w:spacing w:after="80" w:before="0"/>
-      </w:pPr>
-      <w:r>
-        <w:t xml:space="preserve"/>
-      </w:r>
-    </w:p>
-    <w:p>
-      <w:pPr>
-        <w:spacing w:after="60" w:before="180"/>
-      </w:pPr>
-      <w:r>
-        <w:rPr>
-          <w:rFonts w:ascii="Arial" w:cs="Arial" w:eastAsia="Arial" w:hAnsi="Arial"/>
-          <w:b/>
-          <w:bCs/>
-          <w:color w:val="333333"/>
-          <w:sz w:val="20"/>
-          <w:szCs w:val="20"/>
-        </w:rPr>
-        <w:t xml:space="preserve">Aprire una sessione esistente</w:t>
-      </w:r>
-    </w:p>
-    <w:p>
-      <w:pPr>
-        <w:spacing w:after="80" w:before="60"/>
-      </w:pPr>
-      <w:r>
-        <w:rPr>
-          <w:rFonts w:ascii="Arial" w:cs="Arial" w:eastAsia="Arial" w:hAnsi="Arial"/>
-          <w:sz w:val="20"/>
-          <w:szCs w:val="20"/>
-        </w:rPr>
-        <w:t xml:space="preserve">Clicca su qualsiasi sessione nella sidebar. La sessione si apre al passo 1.</w:t>
-      </w:r>
-    </w:p>
-    <w:p>
-      <w:pPr>
-        <w:spacing w:after="80" w:before="0"/>
-      </w:pPr>
-      <w:r>
-        <w:t xml:space="preserve"/>
-      </w:r>
-    </w:p>
-    <w:p>
-      <w:pPr>
-        <w:spacing w:after="60" w:before="180"/>
-      </w:pPr>
-      <w:r>
-        <w:rPr>
-          <w:rFonts w:ascii="Arial" w:cs="Arial" w:eastAsia="Arial" w:hAnsi="Arial"/>
-          <w:b/>
-          <w:bCs/>
-          <w:color w:val="333333"/>
-          <w:sz w:val="20"/>
-          <w:szCs w:val="20"/>
-        </w:rPr>
-        <w:t xml:space="preserve">Eliminare una sessione</w:t>
-      </w:r>
-    </w:p>
-    <w:p>
-      <w:pPr>
-        <w:spacing w:after="80" w:before="60"/>
-      </w:pPr>
-      <w:r>
-        <w:rPr>
-          <w:rFonts w:ascii="Arial" w:cs="Arial" w:eastAsia="Arial" w:hAnsi="Arial"/>
-          <w:sz w:val="20"/>
-          <w:szCs w:val="20"/>
-        </w:rPr>
-        <w:t xml:space="preserve">Clicca sull'icona cestino 🗑 accanto al nome della sessione nella sidebar. Conferma nella finestra di dialogo.</w:t>
-      </w:r>
-    </w:p>
-    <w:p>
-      <w:pPr>
-        <w:spacing w:after="80" w:before="0"/>
+        <w:t xml:space="preserve">Al primo avvio l'app chiede automaticamente di impostare una sigla personale (2-4 lettere). Questa sigla viene inclusa nell'ID di ogni campione e distingue i campioni preparati da operatori diversi su PC diversi, evitando duplicati.</w:t>
+      </w:r>
+    </w:p>
+    <w:p>
+      <w:pPr>
+        <w:spacing w:after="100" w:before="0"/>
       </w:pPr>
       <w:r>
         <w:t xml:space="preserve"/>
@@ -646,12 +491,12 @@
           <w:tcPr>
             <w:tcW w:type="dxa" w:w="9026"/>
             <w:tcBorders>
-              <w:top w:val="single" w:color="F59E0B" w:sz="1"/>
-              <w:left w:val="single" w:color="F59E0B" w:sz="1"/>
-              <w:bottom w:val="single" w:color="F59E0B" w:sz="1"/>
-              <w:right w:val="single" w:color="F59E0B" w:sz="1"/>
-            </w:tcBorders>
-            <w:shd w:fill="FFF8E1" w:val="clear"/>
+              <w:top w:val="single" w:color="22C55E" w:sz="1"/>
+              <w:left w:val="single" w:color="22C55E" w:sz="1"/>
+              <w:bottom w:val="single" w:color="22C55E" w:sz="1"/>
+              <w:right w:val="single" w:color="22C55E" w:sz="1"/>
+            </w:tcBorders>
+            <w:shd w:fill="F0FDF4" w:val="clear"/>
             <w:tcMar>
               <w:top w:type="dxa" w:w="120"/>
               <w:left w:type="dxa" w:w="200"/>
@@ -661,30 +506,41 @@
           </w:tcPr>
           <w:p>
             <w:pPr>
-              <w:spacing w:after="40" w:before="40"/>
+              <w:spacing w:after="30" w:before="30"/>
             </w:pPr>
             <w:r>
               <w:rPr>
                 <w:rFonts w:ascii="Arial" w:cs="Arial" w:eastAsia="Arial" w:hAnsi="Arial"/>
-                <w:color w:val="1A1A1A"/>
-                <w:sz w:val="19"/>
-                <w:szCs w:val="19"/>
-              </w:rPr>
-              <w:t xml:space="preserve">⚠  Attenzione: l'eliminazione è definitiva e non reversibile.</w:t>
+                <w:sz w:val="19"/>
+                <w:szCs w:val="19"/>
+              </w:rPr>
+              <w:t xml:space="preserve">Esempio: Lorenzo Birindelli imposta "LB" → i suoi campioni avranno ID ICP-2026-LB-0001, ICP-2026-LB-0002...</w:t>
             </w:r>
           </w:p>
           <w:p>
             <w:pPr>
-              <w:spacing w:after="40" w:before="40"/>
+              <w:spacing w:after="30" w:before="30"/>
             </w:pPr>
             <w:r>
               <w:rPr>
                 <w:rFonts w:ascii="Arial" w:cs="Arial" w:eastAsia="Arial" w:hAnsi="Arial"/>
-                <w:color w:val="1A1A1A"/>
-                <w:sz w:val="19"/>
-                <w:szCs w:val="19"/>
-              </w:rPr>
-              <w:t xml:space="preserve">💡  Esporta sempre le sessioni importanti come JSON prima di eliminarle.</w:t>
+                <w:sz w:val="19"/>
+                <w:szCs w:val="19"/>
+              </w:rPr>
+              <w:t xml:space="preserve">Maria Rossi su un altro PC imposta "MR" → ICP-2026-MR-0001, ICP-2026-MR-0002...</w:t>
+            </w:r>
+          </w:p>
+          <w:p>
+            <w:pPr>
+              <w:spacing w:after="30" w:before="30"/>
+            </w:pPr>
+            <w:r>
+              <w:rPr>
+                <w:rFonts w:ascii="Arial" w:cs="Arial" w:eastAsia="Arial" w:hAnsi="Arial"/>
+                <w:sz w:val="19"/>
+                <w:szCs w:val="19"/>
+              </w:rPr>
+              <w:t xml:space="preserve">Nessun conflitto possibile tra i due laboratoristi.</w:t>
             </w:r>
           </w:p>
         </w:tc>
@@ -692,7 +548,7 @@
     </w:tbl>
     <w:p>
       <w:pPr>
-        <w:spacing w:after="80" w:before="0"/>
+        <w:spacing w:after="100" w:before="0"/>
       </w:pPr>
       <w:r>
         <w:t xml:space="preserve"/>
@@ -711,7 +567,126 @@
           <w:sz w:val="20"/>
           <w:szCs w:val="20"/>
         </w:rPr>
-        <w:t xml:space="preserve">Esportare / Importare</w:t>
+        <w:t xml:space="preserve">Impostare o modificare la sigla</w:t>
+      </w:r>
+    </w:p>
+    <w:p>
+      <w:pPr>
+        <w:pStyle w:val="ListParagraph"/>
+        <w:numPr>
+          <w:ilvl w:val="0"/>
+          <w:numId w:val="2"/>
+        </w:numPr>
+        <w:spacing w:after="60" w:before="40"/>
+      </w:pPr>
+      <w:r>
+        <w:rPr>
+          <w:rFonts w:ascii="Arial" w:cs="Arial" w:eastAsia="Arial" w:hAnsi="Arial"/>
+          <w:sz w:val="20"/>
+          <w:szCs w:val="20"/>
+        </w:rPr>
+        <w:t xml:space="preserve">Al primo avvio: compare automaticamente il prompt con anteprima live dell'ID risultante.</w:t>
+      </w:r>
+    </w:p>
+    <w:p>
+      <w:pPr>
+        <w:pStyle w:val="ListParagraph"/>
+        <w:numPr>
+          <w:ilvl w:val="0"/>
+          <w:numId w:val="2"/>
+        </w:numPr>
+        <w:spacing w:after="60" w:before="40"/>
+      </w:pPr>
+      <w:r>
+        <w:rPr>
+          <w:rFonts w:ascii="Arial" w:cs="Arial" w:eastAsia="Arial" w:hAnsi="Arial"/>
+          <w:sz w:val="20"/>
+          <w:szCs w:val="20"/>
+        </w:rPr>
+        <w:t xml:space="preserve">In seguito: clicca il pulsante "Operatore: XX" in fondo alla sidebar per modificarla.</w:t>
+      </w:r>
+    </w:p>
+    <w:p>
+      <w:pPr>
+        <w:pStyle w:val="ListParagraph"/>
+        <w:numPr>
+          <w:ilvl w:val="0"/>
+          <w:numId w:val="2"/>
+        </w:numPr>
+        <w:spacing w:after="60" w:before="40"/>
+      </w:pPr>
+      <w:r>
+        <w:rPr>
+          <w:rFonts w:ascii="Arial" w:cs="Arial" w:eastAsia="Arial" w:hAnsi="Arial"/>
+          <w:sz w:val="20"/>
+          <w:szCs w:val="20"/>
+        </w:rPr>
+        <w:t xml:space="preserve">La sigla viene memorizzata nel browser — non serve reimpostarla ad ogni sessione.</w:t>
+      </w:r>
+    </w:p>
+    <w:p>
+      <w:pPr>
+        <w:spacing w:after="100" w:before="0"/>
+      </w:pPr>
+      <w:r>
+        <w:t xml:space="preserve"/>
+      </w:r>
+    </w:p>
+    <w:p>
+      <w:pPr>
+        <w:pStyle w:val="Heading1"/>
+        <w:pBdr>
+          <w:bottom w:val="single" w:color="1A3870" w:sz="8" w:space="4"/>
+        </w:pBdr>
+        <w:spacing w:after="120" w:before="360"/>
+      </w:pPr>
+      <w:r>
+        <w:rPr>
+          <w:rFonts w:ascii="Arial" w:cs="Arial" w:eastAsia="Arial" w:hAnsi="Arial"/>
+          <w:b/>
+          <w:bCs/>
+          <w:color w:val="1A3870"/>
+          <w:sz w:val="28"/>
+          <w:szCs w:val="28"/>
+        </w:rPr>
+        <w:t xml:space="preserve">3. Gestione sessioni</w:t>
+      </w:r>
+    </w:p>
+    <w:p>
+      <w:pPr>
+        <w:spacing w:after="80" w:before="60"/>
+      </w:pPr>
+      <w:r>
+        <w:rPr>
+          <w:rFonts w:ascii="Arial" w:cs="Arial" w:eastAsia="Arial" w:hAnsi="Arial"/>
+          <w:sz w:val="20"/>
+          <w:szCs w:val="20"/>
+        </w:rPr>
+        <w:t xml:space="preserve">Ogni sessione rappresenta un'analisi ICP completa. I dati vengono salvati automaticamente.</w:t>
+      </w:r>
+    </w:p>
+    <w:p>
+      <w:pPr>
+        <w:spacing w:after="100" w:before="0"/>
+      </w:pPr>
+      <w:r>
+        <w:t xml:space="preserve"/>
+      </w:r>
+    </w:p>
+    <w:p>
+      <w:pPr>
+        <w:spacing w:after="60" w:before="180"/>
+      </w:pPr>
+      <w:r>
+        <w:rPr>
+          <w:rFonts w:ascii="Arial" w:cs="Arial" w:eastAsia="Arial" w:hAnsi="Arial"/>
+          <w:b/>
+          <w:bCs/>
+          <w:color w:val="333333"/>
+          <w:sz w:val="20"/>
+          <w:szCs w:val="20"/>
+        </w:rPr>
+        <w:t xml:space="preserve">Creare una sessione</w:t>
       </w:r>
     </w:p>
     <w:p>
@@ -729,7 +704,7 @@
           <w:sz w:val="20"/>
           <w:szCs w:val="20"/>
         </w:rPr>
-        <w:t xml:space="preserve">Esporta: nella topbar, clicca "Esporta JSON" — scarica un file .json con tutti i dati della sessione.</w:t>
+        <w:t xml:space="preserve">Clicca "Nuova sessione" in cima alla sidebar.</w:t>
       </w:r>
     </w:p>
     <w:p>
@@ -747,12 +722,30 @@
           <w:sz w:val="20"/>
           <w:szCs w:val="20"/>
         </w:rPr>
-        <w:t xml:space="preserve">Importa: in fondo alla sidebar, clicca "Importa sessione JSON" e seleziona un file esportato in precedenza.</w:t>
-      </w:r>
-    </w:p>
-    <w:p>
-      <w:pPr>
-        <w:spacing w:after="80" w:before="0"/>
+        <w:t xml:space="preserve">Inserisci un nome descrittivo (es: "Campioni Cu Luglio 2026").</w:t>
+      </w:r>
+    </w:p>
+    <w:p>
+      <w:pPr>
+        <w:pStyle w:val="ListParagraph"/>
+        <w:numPr>
+          <w:ilvl w:val="0"/>
+          <w:numId w:val="3"/>
+        </w:numPr>
+        <w:spacing w:after="60" w:before="40"/>
+      </w:pPr>
+      <w:r>
+        <w:rPr>
+          <w:rFonts w:ascii="Arial" w:cs="Arial" w:eastAsia="Arial" w:hAnsi="Arial"/>
+          <w:sz w:val="20"/>
+          <w:szCs w:val="20"/>
+        </w:rPr>
+        <w:t xml:space="preserve">Clicca "Crea" — si apre direttamente il passo 1.</w:t>
+      </w:r>
+    </w:p>
+    <w:p>
+      <w:pPr>
+        <w:spacing w:after="100" w:before="0"/>
       </w:pPr>
       <w:r>
         <w:t xml:space="preserve"/>
@@ -771,7 +764,7 @@
           <w:sz w:val="20"/>
           <w:szCs w:val="20"/>
         </w:rPr>
-        <w:t xml:space="preserve">Chiudere una sessione</w:t>
+        <w:t xml:space="preserve">Eliminare una sessione</w:t>
       </w:r>
     </w:p>
     <w:p>
@@ -784,12 +777,139 @@
           <w:sz w:val="20"/>
           <w:szCs w:val="20"/>
         </w:rPr>
-        <w:t xml:space="preserve">Clicca "Chiudi sessione" nella topbar. La sessione viene contrassegnata come "chiusa" ma rimane nella sidebar e può essere riaperta in qualsiasi momento.</w:t>
-      </w:r>
-    </w:p>
-    <w:p>
-      <w:pPr>
-        <w:spacing w:after="160" w:before="0"/>
+        <w:t xml:space="preserve">Clicca l'icona cestino </w:t>
+      </w:r>
+      <w:r>
+        <w:rPr>
+          <w:rFonts w:ascii="Arial" w:cs="Arial" w:eastAsia="Arial" w:hAnsi="Arial"/>
+          <w:b/>
+          <w:bCs/>
+          <w:sz w:val="20"/>
+          <w:szCs w:val="20"/>
+        </w:rPr>
+        <w:t xml:space="preserve">🗑</w:t>
+      </w:r>
+      <w:r>
+        <w:rPr>
+          <w:rFonts w:ascii="Arial" w:cs="Arial" w:eastAsia="Arial" w:hAnsi="Arial"/>
+          <w:sz w:val="20"/>
+          <w:szCs w:val="20"/>
+        </w:rPr>
+        <w:t xml:space="preserve"> accanto al nome nella sidebar. Conferma nella finestra di dialogo.</w:t>
+      </w:r>
+    </w:p>
+    <w:tbl>
+      <w:tblPr>
+        <w:tblW w:type="dxa" w:w="9026"/>
+        <w:tblBorders>
+          <w:top w:val="single" w:color="auto" w:sz="4"/>
+          <w:left w:val="single" w:color="auto" w:sz="4"/>
+          <w:bottom w:val="single" w:color="auto" w:sz="4"/>
+          <w:right w:val="single" w:color="auto" w:sz="4"/>
+          <w:insideH w:val="single" w:color="auto" w:sz="4"/>
+          <w:insideV w:val="single" w:color="auto" w:sz="4"/>
+        </w:tblBorders>
+      </w:tblPr>
+      <w:tblGrid>
+        <w:gridCol w:w="9026"/>
+      </w:tblGrid>
+      <w:tr>
+        <w:tc>
+          <w:tcPr>
+            <w:tcW w:type="dxa" w:w="9026"/>
+            <w:tcBorders>
+              <w:top w:val="single" w:color="F59E0B" w:sz="1"/>
+              <w:left w:val="single" w:color="F59E0B" w:sz="1"/>
+              <w:bottom w:val="single" w:color="F59E0B" w:sz="1"/>
+              <w:right w:val="single" w:color="F59E0B" w:sz="1"/>
+            </w:tcBorders>
+            <w:shd w:fill="FFF8E1" w:val="clear"/>
+            <w:tcMar>
+              <w:top w:type="dxa" w:w="120"/>
+              <w:left w:type="dxa" w:w="200"/>
+              <w:bottom w:type="dxa" w:w="120"/>
+              <w:right w:type="dxa" w:w="200"/>
+            </w:tcMar>
+          </w:tcPr>
+          <w:p>
+            <w:pPr>
+              <w:spacing w:after="30" w:before="30"/>
+            </w:pPr>
+            <w:r>
+              <w:rPr>
+                <w:rFonts w:ascii="Arial" w:cs="Arial" w:eastAsia="Arial" w:hAnsi="Arial"/>
+                <w:sz w:val="19"/>
+                <w:szCs w:val="19"/>
+              </w:rPr>
+              <w:t xml:space="preserve">Attenzione: eliminazione definitiva. Esporta sempre le sessioni importanti come JSON prima di eliminarle.</w:t>
+            </w:r>
+          </w:p>
+        </w:tc>
+      </w:tr>
+    </w:tbl>
+    <w:p>
+      <w:pPr>
+        <w:spacing w:after="100" w:before="0"/>
+      </w:pPr>
+      <w:r>
+        <w:t xml:space="preserve"/>
+      </w:r>
+    </w:p>
+    <w:p>
+      <w:pPr>
+        <w:spacing w:after="60" w:before="180"/>
+      </w:pPr>
+      <w:r>
+        <w:rPr>
+          <w:rFonts w:ascii="Arial" w:cs="Arial" w:eastAsia="Arial" w:hAnsi="Arial"/>
+          <w:b/>
+          <w:bCs/>
+          <w:color w:val="333333"/>
+          <w:sz w:val="20"/>
+          <w:szCs w:val="20"/>
+        </w:rPr>
+        <w:t xml:space="preserve">Esportare / Importare</w:t>
+      </w:r>
+    </w:p>
+    <w:p>
+      <w:pPr>
+        <w:pStyle w:val="ListParagraph"/>
+        <w:numPr>
+          <w:ilvl w:val="0"/>
+          <w:numId w:val="2"/>
+        </w:numPr>
+        <w:spacing w:after="60" w:before="40"/>
+      </w:pPr>
+      <w:r>
+        <w:rPr>
+          <w:rFonts w:ascii="Arial" w:cs="Arial" w:eastAsia="Arial" w:hAnsi="Arial"/>
+          <w:sz w:val="20"/>
+          <w:szCs w:val="20"/>
+        </w:rPr>
+        <w:t xml:space="preserve">Esporta: topbar → "Esporta JSON" — salva tutto in un file .json.</w:t>
+      </w:r>
+    </w:p>
+    <w:p>
+      <w:pPr>
+        <w:pStyle w:val="ListParagraph"/>
+        <w:numPr>
+          <w:ilvl w:val="0"/>
+          <w:numId w:val="2"/>
+        </w:numPr>
+        <w:spacing w:after="60" w:before="40"/>
+      </w:pPr>
+      <w:r>
+        <w:rPr>
+          <w:rFonts w:ascii="Arial" w:cs="Arial" w:eastAsia="Arial" w:hAnsi="Arial"/>
+          <w:sz w:val="20"/>
+          <w:szCs w:val="20"/>
+        </w:rPr>
+        <w:t xml:space="preserve">Importa: sidebar in basso → "Importa sessione JSON" — ricarica un file esportato.</w:t>
+      </w:r>
+    </w:p>
+    <w:p>
+      <w:pPr>
+        <w:spacing w:after="100" w:before="0"/>
       </w:pPr>
       <w:r>
         <w:t xml:space="preserve"/>
@@ -812,7 +932,7 @@
           <w:sz w:val="28"/>
           <w:szCs w:val="28"/>
         </w:rPr>
-        <w:t xml:space="preserve">3. Flusso di lavoro — i 5 passi</w:t>
+        <w:t xml:space="preserve">4. Flusso di lavoro — i 5 passi</w:t>
       </w:r>
     </w:p>
     <w:p>
@@ -825,12 +945,12 @@
           <w:sz w:val="20"/>
           <w:szCs w:val="20"/>
         </w:rPr>
-        <w:t xml:space="preserve">Una volta aperta una sessione, usa la barra di navigazione in cima per muoverti tra i passi.</w:t>
-      </w:r>
-    </w:p>
-    <w:p>
-      <w:pPr>
-        <w:spacing w:after="80" w:before="0"/>
+        <w:t xml:space="preserve">Usa la barra in cima per navigare tra i passi.</w:t>
+      </w:r>
+    </w:p>
+    <w:p>
+      <w:pPr>
+        <w:spacing w:after="100" w:before="0"/>
       </w:pPr>
       <w:r>
         <w:t xml:space="preserve"/>
@@ -943,7 +1063,7 @@
                 <w:sz w:val="19"/>
                 <w:szCs w:val="19"/>
               </w:rPr>
-              <w:t xml:space="preserve">Range min/max ICP-OES (default 1–5 ppm)</w:t>
+              <w:t xml:space="preserve">Range min/max ICP-OES (default 1-5 ppm)</w:t>
             </w:r>
           </w:p>
         </w:tc>
@@ -1133,7 +1253,7 @@
                 <w:sz w:val="19"/>
                 <w:szCs w:val="19"/>
               </w:rPr>
-              <w:t xml:space="preserve">Peso, elementi, calcolo volume finale</w:t>
+              <w:t xml:space="preserve">Peso/volume, elementi, calcolo matraccio, ID e etichette</w:t>
             </w:r>
           </w:p>
         </w:tc>
@@ -1323,7 +1443,7 @@
                 <w:sz w:val="19"/>
                 <w:szCs w:val="19"/>
               </w:rPr>
-              <w:t xml:space="preserve">% in peso calcolata + generazione PDF</w:t>
+              <w:t xml:space="preserve">% in peso o ppm rilevati + PDF report</w:t>
             </w:r>
           </w:p>
         </w:tc>
@@ -1331,7 +1451,7 @@
     </w:tbl>
     <w:p>
       <w:pPr>
-        <w:spacing w:after="160" w:before="0"/>
+        <w:spacing w:after="100" w:before="0"/>
       </w:pPr>
       <w:r>
         <w:t xml:space="preserve"/>
@@ -1364,12 +1484,12 @@
           <w:sz w:val="20"/>
           <w:szCs w:val="20"/>
         </w:rPr>
-        <w:t xml:space="preserve">Definisci il range di lettura dello strumento ICP-OES.</w:t>
-      </w:r>
-    </w:p>
-    <w:p>
-      <w:pPr>
-        <w:spacing w:after="80" w:before="0"/>
+        <w:t xml:space="preserve">Definisci il range di lettura ICP-OES. Usato per il calcolo del matraccio nei campioni.</w:t>
+      </w:r>
+    </w:p>
+    <w:p>
+      <w:pPr>
+        <w:spacing w:after="100" w:before="0"/>
       </w:pPr>
       <w:r>
         <w:t xml:space="preserve"/>
@@ -1508,7 +1628,7 @@
                 <w:sz w:val="19"/>
                 <w:szCs w:val="19"/>
               </w:rPr>
-              <w:t xml:space="preserve">Valore minimo affidabile dello strumento (default: 1 ppm)</w:t>
+              <w:t xml:space="preserve">Valore minimo affidabile (default: 1 ppm)</w:t>
             </w:r>
           </w:p>
         </w:tc>
@@ -1566,7 +1686,7 @@
                 <w:sz w:val="19"/>
                 <w:szCs w:val="19"/>
               </w:rPr>
-              <w:t xml:space="preserve">Valore massimo affidabile dello strumento (default: 5 ppm)</w:t>
+              <w:t xml:space="preserve">Valore massimo affidabile (default: 5 ppm)</w:t>
             </w:r>
           </w:p>
         </w:tc>
@@ -1574,79 +1694,7 @@
     </w:tbl>
     <w:p>
       <w:pPr>
-        <w:spacing w:after="80" w:before="0"/>
-      </w:pPr>
-      <w:r>
-        <w:t xml:space="preserve"/>
-      </w:r>
-    </w:p>
-    <w:tbl>
-      <w:tblPr>
-        <w:tblW w:type="dxa" w:w="9026"/>
-        <w:tblBorders>
-          <w:top w:val="single" w:color="auto" w:sz="4"/>
-          <w:left w:val="single" w:color="auto" w:sz="4"/>
-          <w:bottom w:val="single" w:color="auto" w:sz="4"/>
-          <w:right w:val="single" w:color="auto" w:sz="4"/>
-          <w:insideH w:val="single" w:color="auto" w:sz="4"/>
-          <w:insideV w:val="single" w:color="auto" w:sz="4"/>
-        </w:tblBorders>
-      </w:tblPr>
-      <w:tblGrid>
-        <w:gridCol w:w="9026"/>
-      </w:tblGrid>
-      <w:tr>
-        <w:tc>
-          <w:tcPr>
-            <w:tcW w:type="dxa" w:w="9026"/>
-            <w:tcBorders>
-              <w:top w:val="single" w:color="22C55E" w:sz="1"/>
-              <w:left w:val="single" w:color="22C55E" w:sz="1"/>
-              <w:bottom w:val="single" w:color="22C55E" w:sz="1"/>
-              <w:right w:val="single" w:color="22C55E" w:sz="1"/>
-            </w:tcBorders>
-            <w:shd w:fill="F0FDF4" w:val="clear"/>
-            <w:tcMar>
-              <w:top w:type="dxa" w:w="120"/>
-              <w:left w:type="dxa" w:w="200"/>
-              <w:bottom w:type="dxa" w:w="120"/>
-              <w:right w:type="dxa" w:w="200"/>
-            </w:tcMar>
-          </w:tcPr>
-          <w:p>
-            <w:pPr>
-              <w:spacing w:after="40" w:before="40"/>
-            </w:pPr>
-            <w:r>
-              <w:rPr>
-                <w:rFonts w:ascii="Arial" w:cs="Arial" w:eastAsia="Arial" w:hAnsi="Arial"/>
-                <w:color w:val="1A1A1A"/>
-                <w:sz w:val="19"/>
-                <w:szCs w:val="19"/>
-              </w:rPr>
-              <w:t xml:space="preserve">💡  Questi valori sono usati dal sistema per suggerire automaticamente il matraccio giusto nel passo 3,</w:t>
-            </w:r>
-          </w:p>
-          <w:p>
-            <w:pPr>
-              <w:spacing w:after="40" w:before="40"/>
-            </w:pPr>
-            <w:r>
-              <w:rPr>
-                <w:rFonts w:ascii="Arial" w:cs="Arial" w:eastAsia="Arial" w:hAnsi="Arial"/>
-                <w:color w:val="1A1A1A"/>
-                <w:sz w:val="19"/>
-                <w:szCs w:val="19"/>
-              </w:rPr>
-              <w:t xml:space="preserve">     in modo che la concentrazione stimata cada nel range 1–5 ppm.</w:t>
-            </w:r>
-          </w:p>
-        </w:tc>
-      </w:tr>
-    </w:tbl>
-    <w:p>
-      <w:pPr>
-        <w:spacing w:after="160" w:before="0"/>
+        <w:spacing w:after="100" w:before="0"/>
       </w:pPr>
       <w:r>
         <w:t xml:space="preserve"/>
@@ -1684,862 +1732,12 @@
           <w:sz w:val="20"/>
           <w:szCs w:val="20"/>
         </w:rPr>
-        <w:t xml:space="preserve">Rispondi alla domanda "Hai bisogno di preparare gli standard elementali?". Se sì, configura gli standard; se no, passa direttamente al passo 3.</w:t>
-      </w:r>
-    </w:p>
-    <w:p>
-      <w:pPr>
-        <w:spacing w:after="80" w:before="0"/>
-      </w:pPr>
-      <w:r>
-        <w:t xml:space="preserve"/>
-      </w:r>
-    </w:p>
-    <w:p>
-      <w:pPr>
-        <w:spacing w:after="60" w:before="180"/>
-      </w:pPr>
-      <w:r>
-        <w:rPr>
-          <w:rFonts w:ascii="Arial" w:cs="Arial" w:eastAsia="Arial" w:hAnsi="Arial"/>
-          <w:b/>
-          <w:bCs/>
-          <w:color w:val="333333"/>
-          <w:sz w:val="20"/>
-          <w:szCs w:val="20"/>
-        </w:rPr>
-        <w:t xml:space="preserve">Monoelementale</w:t>
-      </w:r>
-    </w:p>
-    <w:p>
-      <w:pPr>
-        <w:pStyle w:val="ListParagraph"/>
-        <w:numPr>
-          <w:ilvl w:val="0"/>
-          <w:numId w:val="3"/>
-        </w:numPr>
-        <w:spacing w:after="60" w:before="40"/>
-      </w:pPr>
-      <w:r>
-        <w:rPr>
-          <w:rFonts w:ascii="Arial" w:cs="Arial" w:eastAsia="Arial" w:hAnsi="Arial"/>
-          <w:sz w:val="20"/>
-          <w:szCs w:val="20"/>
-        </w:rPr>
-        <w:t xml:space="preserve">Un solo elemento per standard.</w:t>
-      </w:r>
-    </w:p>
-    <w:p>
-      <w:pPr>
-        <w:pStyle w:val="ListParagraph"/>
-        <w:numPr>
-          <w:ilvl w:val="0"/>
-          <w:numId w:val="3"/>
-        </w:numPr>
-        <w:spacing w:after="60" w:before="40"/>
-      </w:pPr>
-      <w:r>
-        <w:rPr>
-          <w:rFonts w:ascii="Arial" w:cs="Arial" w:eastAsia="Arial" w:hAnsi="Arial"/>
-          <w:sz w:val="20"/>
-          <w:szCs w:val="20"/>
-        </w:rPr>
-        <w:t xml:space="preserve">Inserisci: nome elemento (dropdown ICP), concentrazione stock commerciale (ppm).</w:t>
-      </w:r>
-    </w:p>
-    <w:p>
-      <w:pPr>
-        <w:pStyle w:val="ListParagraph"/>
-        <w:numPr>
-          <w:ilvl w:val="0"/>
-          <w:numId w:val="3"/>
-        </w:numPr>
-        <w:spacing w:after="60" w:before="40"/>
-      </w:pPr>
-      <w:r>
-        <w:rPr>
-          <w:rFonts w:ascii="Arial" w:cs="Arial" w:eastAsia="Arial" w:hAnsi="Arial"/>
-          <w:sz w:val="20"/>
-          <w:szCs w:val="20"/>
-        </w:rPr>
-        <w:t xml:space="preserve">Aggiungi i livelli di concentrazione desiderati (default: 1, 2, 5 ppm).</w:t>
-      </w:r>
-    </w:p>
-    <w:p>
-      <w:pPr>
-        <w:spacing w:after="80" w:before="0"/>
-      </w:pPr>
-      <w:r>
-        <w:t xml:space="preserve"/>
-      </w:r>
-    </w:p>
-    <w:p>
-      <w:pPr>
-        <w:spacing w:after="60" w:before="180"/>
-      </w:pPr>
-      <w:r>
-        <w:rPr>
-          <w:rFonts w:ascii="Arial" w:cs="Arial" w:eastAsia="Arial" w:hAnsi="Arial"/>
-          <w:b/>
-          <w:bCs/>
-          <w:color w:val="333333"/>
-          <w:sz w:val="20"/>
-          <w:szCs w:val="20"/>
-        </w:rPr>
-        <w:t xml:space="preserve">Multielementale</w:t>
-      </w:r>
-    </w:p>
-    <w:p>
-      <w:pPr>
-        <w:pStyle w:val="ListParagraph"/>
-        <w:numPr>
-          <w:ilvl w:val="0"/>
-          <w:numId w:val="3"/>
-        </w:numPr>
-        <w:spacing w:after="60" w:before="40"/>
-      </w:pPr>
-      <w:r>
-        <w:rPr>
-          <w:rFonts w:ascii="Arial" w:cs="Arial" w:eastAsia="Arial" w:hAnsi="Arial"/>
-          <w:sz w:val="20"/>
-          <w:szCs w:val="20"/>
-        </w:rPr>
-        <w:t xml:space="preserve">Più elementi nello stesso standard.</w:t>
-      </w:r>
-    </w:p>
-    <w:p>
-      <w:pPr>
-        <w:pStyle w:val="ListParagraph"/>
-        <w:numPr>
-          <w:ilvl w:val="0"/>
-          <w:numId w:val="3"/>
-        </w:numPr>
-        <w:spacing w:after="60" w:before="40"/>
-      </w:pPr>
-      <w:r>
-        <w:rPr>
-          <w:rFonts w:ascii="Arial" w:cs="Arial" w:eastAsia="Arial" w:hAnsi="Arial"/>
-          <w:sz w:val="20"/>
-          <w:szCs w:val="20"/>
-        </w:rPr>
-        <w:t xml:space="preserve">Ogni elemento ha il proprio stock commerciale (ppm) — possono essere diversi tra loro.</w:t>
-      </w:r>
-    </w:p>
-    <w:p>
-      <w:pPr>
-        <w:pStyle w:val="ListParagraph"/>
-        <w:numPr>
-          <w:ilvl w:val="0"/>
-          <w:numId w:val="3"/>
-        </w:numPr>
-        <w:spacing w:after="60" w:before="40"/>
-      </w:pPr>
-      <w:r>
-        <w:rPr>
-          <w:rFonts w:ascii="Arial" w:cs="Arial" w:eastAsia="Arial" w:hAnsi="Arial"/>
-          <w:sz w:val="20"/>
-          <w:szCs w:val="20"/>
-        </w:rPr>
-        <w:t xml:space="preserve">Tutti gli elementi vengono portati agli stessi livelli di concentrazione.</w:t>
-      </w:r>
-    </w:p>
-    <w:p>
-      <w:pPr>
-        <w:spacing w:after="80" w:before="0"/>
-      </w:pPr>
-      <w:r>
-        <w:t xml:space="preserve"/>
-      </w:r>
-    </w:p>
-    <w:p>
-      <w:pPr>
-        <w:spacing w:after="60" w:before="180"/>
-      </w:pPr>
-      <w:r>
-        <w:rPr>
-          <w:rFonts w:ascii="Arial" w:cs="Arial" w:eastAsia="Arial" w:hAnsi="Arial"/>
-          <w:b/>
-          <w:bCs/>
-          <w:color w:val="333333"/>
-          <w:sz w:val="20"/>
-          <w:szCs w:val="20"/>
-        </w:rPr>
-        <w:t xml:space="preserve">Tabella preparazione</w:t>
-      </w:r>
-    </w:p>
-    <w:p>
-      <w:pPr>
-        <w:spacing w:after="80" w:before="60"/>
-      </w:pPr>
-      <w:r>
-        <w:rPr>
-          <w:rFonts w:ascii="Arial" w:cs="Arial" w:eastAsia="Arial" w:hAnsi="Arial"/>
-          <w:sz w:val="20"/>
-          <w:szCs w:val="20"/>
-        </w:rPr>
-        <w:t xml:space="preserve">Il sistema calcola automaticamente le aliquote da prelevare da ogni stock per ottenere la concentrazione target in un matraccio fisso da 50 mL (volume di laboratorio standard).</w:t>
-      </w:r>
-    </w:p>
-    <w:p>
-      <w:pPr>
-        <w:spacing w:after="80" w:before="0"/>
-      </w:pPr>
-      <w:r>
-        <w:t xml:space="preserve"/>
-      </w:r>
-    </w:p>
-    <w:tbl>
-      <w:tblPr>
-        <w:tblW w:type="dxa" w:w="9026"/>
-        <w:tblBorders>
-          <w:top w:val="single" w:color="auto" w:sz="4"/>
-          <w:left w:val="single" w:color="auto" w:sz="4"/>
-          <w:bottom w:val="single" w:color="auto" w:sz="4"/>
-          <w:right w:val="single" w:color="auto" w:sz="4"/>
-          <w:insideH w:val="single" w:color="auto" w:sz="4"/>
-          <w:insideV w:val="single" w:color="auto" w:sz="4"/>
-        </w:tblBorders>
-      </w:tblPr>
-      <w:tblGrid>
-        <w:gridCol w:w="9026"/>
-      </w:tblGrid>
-      <w:tr>
-        <w:tc>
-          <w:tcPr>
-            <w:tcW w:type="dxa" w:w="9026"/>
-            <w:tcBorders>
-              <w:top w:val="single" w:color="1A3870" w:sz="1"/>
-              <w:left w:val="single" w:color="1A3870" w:sz="1"/>
-              <w:bottom w:val="single" w:color="1A3870" w:sz="1"/>
-              <w:right w:val="single" w:color="1A3870" w:sz="1"/>
-            </w:tcBorders>
-            <w:shd w:fill="E8F0FB" w:val="clear"/>
-            <w:tcMar>
-              <w:top w:type="dxa" w:w="120"/>
-              <w:left w:type="dxa" w:w="200"/>
-              <w:bottom w:type="dxa" w:w="120"/>
-              <w:right w:type="dxa" w:w="200"/>
-            </w:tcMar>
-          </w:tcPr>
-          <w:p>
-            <w:pPr>
-              <w:spacing w:after="40" w:before="40"/>
-            </w:pPr>
-            <w:r>
-              <w:rPr>
-                <w:rFonts w:ascii="Arial" w:cs="Arial" w:eastAsia="Arial" w:hAnsi="Arial"/>
-                <w:color w:val="1A1A1A"/>
-                <w:sz w:val="19"/>
-                <w:szCs w:val="19"/>
-              </w:rPr>
-              <w:t xml:space="preserve">Formula: Aliquota (mL) = (C_target × 50 mL) / C_stock</w:t>
-            </w:r>
-          </w:p>
-          <w:p>
-            <w:pPr>
-              <w:spacing w:after="40" w:before="40"/>
-            </w:pPr>
-            <w:r>
-              <w:rPr>
-                <w:rFonts w:ascii="Arial" w:cs="Arial" w:eastAsia="Arial" w:hAnsi="Arial"/>
-                <w:color w:val="1A1A1A"/>
-                <w:sz w:val="19"/>
-                <w:szCs w:val="19"/>
-              </w:rPr>
-              <w:t xml:space="preserve">Se il volume risultante è &lt; 1 mL viene espresso in µL per facilità operativa.</w:t>
-            </w:r>
-          </w:p>
-        </w:tc>
-      </w:tr>
-    </w:tbl>
-    <w:p>
-      <w:pPr>
-        <w:spacing w:after="80" w:before="0"/>
-      </w:pPr>
-      <w:r>
-        <w:t xml:space="preserve"/>
-      </w:r>
-    </w:p>
-    <w:p>
-      <w:pPr>
-        <w:spacing w:after="80" w:before="60"/>
-      </w:pPr>
-      <w:r>
-        <w:rPr>
-          <w:rFonts w:ascii="Arial" w:cs="Arial" w:eastAsia="Arial" w:hAnsi="Arial"/>
-          <w:sz w:val="20"/>
-          <w:szCs w:val="20"/>
-        </w:rPr>
-        <w:t xml:space="preserve">Clicca "Genera PDF standard" per stampare le istruzioni da portare al banco.</w:t>
-      </w:r>
-    </w:p>
-    <w:p>
-      <w:pPr>
-        <w:spacing w:after="160" w:before="0"/>
-      </w:pPr>
-      <w:r>
-        <w:t xml:space="preserve"/>
-      </w:r>
-    </w:p>
-    <w:p>
-      <w:pPr>
-        <w:pStyle w:val="Heading2"/>
-        <w:spacing w:after="80" w:before="260"/>
-      </w:pPr>
-      <w:r>
-        <w:rPr>
-          <w:rFonts w:ascii="Arial" w:cs="Arial" w:eastAsia="Arial" w:hAnsi="Arial"/>
-          <w:b/>
-          <w:bCs/>
-          <w:color w:val="1A3870"/>
-          <w:sz w:val="22"/>
-          <w:szCs w:val="22"/>
-        </w:rPr>
-        <w:t xml:space="preserve">Passo 3 — Campioni</w:t>
-      </w:r>
-    </w:p>
-    <w:p>
-      <w:pPr>
-        <w:spacing w:after="80" w:before="60"/>
-      </w:pPr>
-      <w:r>
-        <w:rPr>
-          <w:rFonts w:ascii="Arial" w:cs="Arial" w:eastAsia="Arial" w:hAnsi="Arial"/>
-          <w:sz w:val="20"/>
-          <w:szCs w:val="20"/>
-        </w:rPr>
-        <w:t xml:space="preserve">Aggiungi tutti i campioni da analizzare cliccando "Aggiungi campione".</w:t>
-      </w:r>
-    </w:p>
-    <w:p>
-      <w:pPr>
-        <w:spacing w:after="80" w:before="0"/>
-      </w:pPr>
-      <w:r>
-        <w:t xml:space="preserve"/>
-      </w:r>
-    </w:p>
-    <w:p>
-      <w:pPr>
-        <w:spacing w:after="60" w:before="180"/>
-      </w:pPr>
-      <w:r>
-        <w:rPr>
-          <w:rFonts w:ascii="Arial" w:cs="Arial" w:eastAsia="Arial" w:hAnsi="Arial"/>
-          <w:b/>
-          <w:bCs/>
-          <w:color w:val="333333"/>
-          <w:sz w:val="20"/>
-          <w:szCs w:val="20"/>
-        </w:rPr>
-        <w:t xml:space="preserve">Tipo campione</w:t>
-      </w:r>
-    </w:p>
-    <w:tbl>
-      <w:tblPr>
-        <w:tblW w:type="dxa" w:w="9026"/>
-        <w:tblBorders>
-          <w:top w:val="single" w:color="auto" w:sz="4"/>
-          <w:left w:val="single" w:color="auto" w:sz="4"/>
-          <w:bottom w:val="single" w:color="auto" w:sz="4"/>
-          <w:right w:val="single" w:color="auto" w:sz="4"/>
-          <w:insideH w:val="single" w:color="auto" w:sz="4"/>
-          <w:insideV w:val="single" w:color="auto" w:sz="4"/>
-        </w:tblBorders>
-      </w:tblPr>
-      <w:tblGrid>
-        <w:gridCol w:w="2400"/>
-        <w:gridCol w:w="6626"/>
-      </w:tblGrid>
-      <w:tr>
-        <w:tc>
-          <w:tcPr>
-            <w:tcW w:type="dxa" w:w="2400"/>
-            <w:tcBorders>
-              <w:top w:val="single" w:color="1A3870" w:sz="1"/>
-              <w:left w:val="single" w:color="1A3870" w:sz="1"/>
-              <w:bottom w:val="single" w:color="1A3870" w:sz="1"/>
-              <w:right w:val="single" w:color="1A3870" w:sz="1"/>
-            </w:tcBorders>
-            <w:shd w:fill="1A3870" w:val="clear"/>
-            <w:tcMar>
-              <w:top w:type="dxa" w:w="80"/>
-              <w:left w:type="dxa" w:w="140"/>
-              <w:bottom w:type="dxa" w:w="80"/>
-              <w:right w:type="dxa" w:w="140"/>
-            </w:tcMar>
-          </w:tcPr>
-          <w:p>
-            <w:r>
-              <w:rPr>
-                <w:rFonts w:ascii="Arial" w:cs="Arial" w:eastAsia="Arial" w:hAnsi="Arial"/>
-                <w:b/>
-                <w:bCs/>
-                <w:color w:val="FFFFFF"/>
-                <w:sz w:val="20"/>
-                <w:szCs w:val="20"/>
-              </w:rPr>
-              <w:t xml:space="preserve">🧪  Polvere / Solido</w:t>
-            </w:r>
-          </w:p>
-        </w:tc>
-        <w:tc>
-          <w:tcPr>
-            <w:tcW w:type="dxa" w:w="6626"/>
-            <w:tcBorders>
-              <w:top w:val="single" w:color="DDDDDD" w:sz="1"/>
-              <w:left w:val="single" w:color="DDDDDD" w:sz="1"/>
-              <w:bottom w:val="single" w:color="DDDDDD" w:sz="1"/>
-              <w:right w:val="single" w:color="DDDDDD" w:sz="1"/>
-            </w:tcBorders>
-            <w:tcMar>
-              <w:top w:type="dxa" w:w="80"/>
-              <w:left w:type="dxa" w:w="140"/>
-              <w:bottom w:type="dxa" w:w="80"/>
-              <w:right w:type="dxa" w:w="140"/>
-            </w:tcMar>
-          </w:tcPr>
-          <w:p>
-            <w:r>
-              <w:rPr>
-                <w:rFonts w:ascii="Arial" w:cs="Arial" w:eastAsia="Arial" w:hAnsi="Arial"/>
-                <w:sz w:val="19"/>
-                <w:szCs w:val="19"/>
-              </w:rPr>
-              <w:t xml:space="preserve">Inserisci peso (g). Per ogni elemento indica la % teorica. Il sistema calcola il matraccio ottimale e il risultato finale è espresso in % in peso.</w:t>
-            </w:r>
-          </w:p>
-        </w:tc>
-      </w:tr>
-      <w:tr>
-        <w:tc>
-          <w:tcPr>
-            <w:tcW w:type="dxa" w:w="2400"/>
-            <w:tcBorders>
-              <w:top w:val="single" w:color="93C5FD" w:sz="1"/>
-              <w:left w:val="single" w:color="93C5FD" w:sz="1"/>
-              <w:bottom w:val="single" w:color="93C5FD" w:sz="1"/>
-              <w:right w:val="single" w:color="93C5FD" w:sz="1"/>
-            </w:tcBorders>
-            <w:shd w:fill="E0F2FE" w:val="clear"/>
-            <w:tcMar>
-              <w:top w:type="dxa" w:w="80"/>
-              <w:left w:type="dxa" w:w="140"/>
-              <w:bottom w:type="dxa" w:w="80"/>
-              <w:right w:type="dxa" w:w="140"/>
-            </w:tcMar>
-          </w:tcPr>
-          <w:p>
-            <w:r>
-              <w:rPr>
-                <w:rFonts w:ascii="Arial" w:cs="Arial" w:eastAsia="Arial" w:hAnsi="Arial"/>
-                <w:b/>
-                <w:bCs/>
-                <w:color w:val="075985"/>
-                <w:sz w:val="20"/>
-                <w:szCs w:val="20"/>
-              </w:rPr>
-              <w:t xml:space="preserve">💧  Già in soluzione</w:t>
-            </w:r>
-          </w:p>
-        </w:tc>
-        <w:tc>
-          <w:tcPr>
-            <w:tcW w:type="dxa" w:w="6626"/>
-            <w:tcBorders>
-              <w:top w:val="single" w:color="DDDDDD" w:sz="1"/>
-              <w:left w:val="single" w:color="DDDDDD" w:sz="1"/>
-              <w:bottom w:val="single" w:color="DDDDDD" w:sz="1"/>
-              <w:right w:val="single" w:color="DDDDDD" w:sz="1"/>
-            </w:tcBorders>
-            <w:tcMar>
-              <w:top w:type="dxa" w:w="80"/>
-              <w:left w:type="dxa" w:w="140"/>
-              <w:bottom w:type="dxa" w:w="80"/>
-              <w:right w:type="dxa" w:w="140"/>
-            </w:tcMar>
-          </w:tcPr>
-          <w:p>
-            <w:r>
-              <w:rPr>
-                <w:rFonts w:ascii="Arial" w:cs="Arial" w:eastAsia="Arial" w:hAnsi="Arial"/>
-                <w:sz w:val="19"/>
-                <w:szCs w:val="19"/>
-              </w:rPr>
-              <w:t xml:space="preserve">Inserisci volume della soluzione (mL). Per ogni elemento indica la concentrazione teorica (ppm). Il risultato finale è espresso in ppm rilevati.</w:t>
-            </w:r>
-          </w:p>
-        </w:tc>
-      </w:tr>
-    </w:tbl>
-    <w:p>
-      <w:pPr>
-        <w:spacing w:after="80" w:before="0"/>
-      </w:pPr>
-      <w:r>
-        <w:t xml:space="preserve"/>
-      </w:r>
-    </w:p>
-    <w:p>
-      <w:pPr>
-        <w:spacing w:after="60" w:before="180"/>
-      </w:pPr>
-      <w:r>
-        <w:rPr>
-          <w:rFonts w:ascii="Arial" w:cs="Arial" w:eastAsia="Arial" w:hAnsi="Arial"/>
-          <w:b/>
-          <w:bCs/>
-          <w:color w:val="333333"/>
-          <w:sz w:val="20"/>
-          <w:szCs w:val="20"/>
-        </w:rPr>
-        <w:t xml:space="preserve">Calcolo automatico del matraccio (campioni solidi)</w:t>
-      </w:r>
-    </w:p>
-    <w:p>
-      <w:pPr>
-        <w:spacing w:after="80" w:before="60"/>
-      </w:pPr>
-      <w:r>
-        <w:rPr>
-          <w:rFonts w:ascii="Arial" w:cs="Arial" w:eastAsia="Arial" w:hAnsi="Arial"/>
-          <w:sz w:val="20"/>
-          <w:szCs w:val="20"/>
-        </w:rPr>
-        <w:t xml:space="preserve">Appena inserisci peso e % teorica, compare una casella colorata:</w:t>
-      </w:r>
-    </w:p>
-    <w:p>
-      <w:pPr>
-        <w:pStyle w:val="ListParagraph"/>
-        <w:numPr>
-          <w:ilvl w:val="0"/>
-          <w:numId w:val="3"/>
-        </w:numPr>
-        <w:spacing w:after="60" w:before="40"/>
-      </w:pPr>
-      <w:r>
-        <w:rPr>
-          <w:rFonts w:ascii="Arial" w:cs="Arial" w:eastAsia="Arial" w:hAnsi="Arial"/>
-          <w:sz w:val="20"/>
-          <w:szCs w:val="20"/>
-        </w:rPr>
-        <w:t xml:space="preserve">Verde ✓ — concentrazione stimata nel range ICP. Mostra il matraccio consigliato e la C stimata.</w:t>
-      </w:r>
-    </w:p>
-    <w:p>
-      <w:pPr>
-        <w:pStyle w:val="ListParagraph"/>
-        <w:numPr>
-          <w:ilvl w:val="0"/>
-          <w:numId w:val="3"/>
-        </w:numPr>
-        <w:spacing w:after="60" w:before="40"/>
-      </w:pPr>
-      <w:r>
-        <w:rPr>
-          <w:rFonts w:ascii="Arial" w:cs="Arial" w:eastAsia="Arial" w:hAnsi="Arial"/>
-          <w:sz w:val="20"/>
-          <w:szCs w:val="20"/>
-        </w:rPr>
-        <w:t xml:space="preserve">Giallo ⚠ — necessaria diluizione. Il sistema indica: (1) portare a 1000 mL, (2) prelevare X mL e portare a Y mL. I volumi sono modificabili.</w:t>
-      </w:r>
-    </w:p>
-    <w:p>
-      <w:pPr>
-        <w:spacing w:after="80" w:before="0"/>
-      </w:pPr>
-      <w:r>
-        <w:t xml:space="preserve"/>
-      </w:r>
-    </w:p>
-    <w:tbl>
-      <w:tblPr>
-        <w:tblW w:type="dxa" w:w="9026"/>
-        <w:tblBorders>
-          <w:top w:val="single" w:color="auto" w:sz="4"/>
-          <w:left w:val="single" w:color="auto" w:sz="4"/>
-          <w:bottom w:val="single" w:color="auto" w:sz="4"/>
-          <w:right w:val="single" w:color="auto" w:sz="4"/>
-          <w:insideH w:val="single" w:color="auto" w:sz="4"/>
-          <w:insideV w:val="single" w:color="auto" w:sz="4"/>
-        </w:tblBorders>
-      </w:tblPr>
-      <w:tblGrid>
-        <w:gridCol w:w="9026"/>
-      </w:tblGrid>
-      <w:tr>
-        <w:tc>
-          <w:tcPr>
-            <w:tcW w:type="dxa" w:w="9026"/>
-            <w:tcBorders>
-              <w:top w:val="single" w:color="1A3870" w:sz="1"/>
-              <w:left w:val="single" w:color="1A3870" w:sz="1"/>
-              <w:bottom w:val="single" w:color="1A3870" w:sz="1"/>
-              <w:right w:val="single" w:color="1A3870" w:sz="1"/>
-            </w:tcBorders>
-            <w:shd w:fill="E8F0FB" w:val="clear"/>
-            <w:tcMar>
-              <w:top w:type="dxa" w:w="120"/>
-              <w:left w:type="dxa" w:w="200"/>
-              <w:bottom w:type="dxa" w:w="120"/>
-              <w:right w:type="dxa" w:w="200"/>
-            </w:tcMar>
-          </w:tcPr>
-          <w:p>
-            <w:pPr>
-              <w:spacing w:after="40" w:before="40"/>
-            </w:pPr>
-            <w:r>
-              <w:rPr>
-                <w:rFonts w:ascii="Arial" w:cs="Arial" w:eastAsia="Arial" w:hAnsi="Arial"/>
-                <w:color w:val="1A1A1A"/>
-                <w:sz w:val="19"/>
-                <w:szCs w:val="19"/>
-              </w:rPr>
-              <w:t xml:space="preserve">Formula (senza diluizione): C (ppm) = (% / 100 × peso_g × 1000) / V_matraccio_mL</w:t>
-            </w:r>
-          </w:p>
-          <w:p>
-            <w:pPr>
-              <w:spacing w:after="40" w:before="40"/>
-            </w:pPr>
-            <w:r>
-              <w:rPr>
-                <w:rFonts w:ascii="Arial" w:cs="Arial" w:eastAsia="Arial" w:hAnsi="Arial"/>
-                <w:color w:val="1A1A1A"/>
-                <w:sz w:val="19"/>
-                <w:szCs w:val="19"/>
-              </w:rPr>
-              <w:t xml:space="preserve">Formula (con diluizione):   C_finale = C_madre × V_aliquota / V_matraccio_diluizione</w:t>
-            </w:r>
-          </w:p>
-        </w:tc>
-      </w:tr>
-    </w:tbl>
-    <w:p>
-      <w:pPr>
-        <w:spacing w:after="80" w:before="0"/>
-      </w:pPr>
-      <w:r>
-        <w:t xml:space="preserve"/>
-      </w:r>
-    </w:p>
-    <w:p>
-      <w:pPr>
-        <w:spacing w:after="60" w:before="180"/>
-      </w:pPr>
-      <w:r>
-        <w:rPr>
-          <w:rFonts w:ascii="Arial" w:cs="Arial" w:eastAsia="Arial" w:hAnsi="Arial"/>
-          <w:b/>
-          <w:bCs/>
-          <w:color w:val="333333"/>
-          <w:sz w:val="20"/>
-          <w:szCs w:val="20"/>
-        </w:rPr>
-        <w:t xml:space="preserve">Elementi ICP disponibili</w:t>
-      </w:r>
-    </w:p>
-    <w:p>
-      <w:pPr>
-        <w:spacing w:after="80" w:before="60"/>
-      </w:pPr>
-      <w:r>
-        <w:rPr>
-          <w:rFonts w:ascii="Arial" w:cs="Arial" w:eastAsia="Arial" w:hAnsi="Arial"/>
-          <w:sz w:val="20"/>
-          <w:szCs w:val="20"/>
-        </w:rPr>
-        <w:t xml:space="preserve">Il dropdown include 70 elementi analizzabili per ICP-OES:</w:t>
-      </w:r>
-    </w:p>
-    <w:p>
-      <w:pPr>
-        <w:spacing w:after="80" w:before="60"/>
-      </w:pPr>
-      <w:r>
-        <w:rPr>
-          <w:rFonts w:ascii="Arial" w:cs="Arial" w:eastAsia="Arial" w:hAnsi="Arial"/>
-          <w:color w:val="555555"/>
-          <w:sz w:val="18"/>
-          <w:szCs w:val="18"/>
-        </w:rPr>
-        <w:t xml:space="preserve">Ag, Al, As, Au, B, Ba, Be, Bi, Ca, Cd, Ce, Co, Cr, Cs, Cu, Dy, Er, Eu, Fe, Ga, Gd, Ge, Hf, Hg, Ho, In, Ir, K, La, Li, Lu, Mg, Mn, Mo, Na, Nb, Nd, Ni, Os, P, Pb, Pd, Pr, Pt, Rb, Re, Rh, Ru, S, Sb, Sc, Se, Si, Sm, Sn, Sr, Ta, Tb, Te, Ti, Tl, Tm, U, V, W, Y, Yb, Zn, Zr</w:t>
-      </w:r>
-    </w:p>
-    <w:p>
-      <w:pPr>
-        <w:spacing w:after="80" w:before="0"/>
-      </w:pPr>
-      <w:r>
-        <w:t xml:space="preserve"/>
-      </w:r>
-    </w:p>
-    <w:p>
-      <w:pPr>
-        <w:spacing w:after="80" w:before="60"/>
-      </w:pPr>
-      <w:r>
-        <w:rPr>
-          <w:rFonts w:ascii="Arial" w:cs="Arial" w:eastAsia="Arial" w:hAnsi="Arial"/>
-          <w:sz w:val="20"/>
-          <w:szCs w:val="20"/>
-        </w:rPr>
-        <w:t xml:space="preserve">Clicca "Genera PDF preparazione campioni" per stampare le istruzioni operative.</w:t>
-      </w:r>
-    </w:p>
-    <w:p>
-      <w:pPr>
-        <w:spacing w:after="160" w:before="0"/>
-      </w:pPr>
-      <w:r>
-        <w:t xml:space="preserve"/>
-      </w:r>
-    </w:p>
-    <w:p>
-      <w:pPr>
-        <w:pStyle w:val="Heading2"/>
-        <w:spacing w:after="80" w:before="260"/>
-      </w:pPr>
-      <w:r>
-        <w:rPr>
-          <w:rFonts w:ascii="Arial" w:cs="Arial" w:eastAsia="Arial" w:hAnsi="Arial"/>
-          <w:b/>
-          <w:bCs/>
-          <w:color w:val="1A3870"/>
-          <w:sz w:val="22"/>
-          <w:szCs w:val="22"/>
-        </w:rPr>
-        <w:t xml:space="preserve">Passo 4 — Letture ICP</w:t>
-      </w:r>
-    </w:p>
-    <w:p>
-      <w:pPr>
-        <w:spacing w:after="80" w:before="60"/>
-      </w:pPr>
-      <w:r>
-        <w:rPr>
-          <w:rFonts w:ascii="Arial" w:cs="Arial" w:eastAsia="Arial" w:hAnsi="Arial"/>
-          <w:sz w:val="20"/>
-          <w:szCs w:val="20"/>
-        </w:rPr>
-        <w:t xml:space="preserve">Inserisci i valori in ppm letti direttamente dallo strumento per ogni elemento di ogni campione. Il campo mostra anche il matraccio usato come riferimento.</w:t>
-      </w:r>
-    </w:p>
-    <w:p>
-      <w:pPr>
-        <w:spacing w:after="80" w:before="0"/>
-      </w:pPr>
-      <w:r>
-        <w:t xml:space="preserve"/>
-      </w:r>
-    </w:p>
-    <w:tbl>
-      <w:tblPr>
-        <w:tblW w:type="dxa" w:w="9026"/>
-        <w:tblBorders>
-          <w:top w:val="single" w:color="auto" w:sz="4"/>
-          <w:left w:val="single" w:color="auto" w:sz="4"/>
-          <w:bottom w:val="single" w:color="auto" w:sz="4"/>
-          <w:right w:val="single" w:color="auto" w:sz="4"/>
-          <w:insideH w:val="single" w:color="auto" w:sz="4"/>
-          <w:insideV w:val="single" w:color="auto" w:sz="4"/>
-        </w:tblBorders>
-      </w:tblPr>
-      <w:tblGrid>
-        <w:gridCol w:w="9026"/>
-      </w:tblGrid>
-      <w:tr>
-        <w:tc>
-          <w:tcPr>
-            <w:tcW w:type="dxa" w:w="9026"/>
-            <w:tcBorders>
-              <w:top w:val="single" w:color="22C55E" w:sz="1"/>
-              <w:left w:val="single" w:color="22C55E" w:sz="1"/>
-              <w:bottom w:val="single" w:color="22C55E" w:sz="1"/>
-              <w:right w:val="single" w:color="22C55E" w:sz="1"/>
-            </w:tcBorders>
-            <w:shd w:fill="F0FDF4" w:val="clear"/>
-            <w:tcMar>
-              <w:top w:type="dxa" w:w="120"/>
-              <w:left w:type="dxa" w:w="200"/>
-              <w:bottom w:type="dxa" w:w="120"/>
-              <w:right w:type="dxa" w:w="200"/>
-            </w:tcMar>
-          </w:tcPr>
-          <w:p>
-            <w:pPr>
-              <w:spacing w:after="40" w:before="40"/>
-            </w:pPr>
-            <w:r>
-              <w:rPr>
-                <w:rFonts w:ascii="Arial" w:cs="Arial" w:eastAsia="Arial" w:hAnsi="Arial"/>
-                <w:color w:val="1A1A1A"/>
-                <w:sz w:val="19"/>
-                <w:szCs w:val="19"/>
-              </w:rPr>
-              <w:t xml:space="preserve">💡  Salvataggio automatico: ogni modifica viene salvata istantaneamente. Puoi chiudere il browser</w:t>
-            </w:r>
-          </w:p>
-          <w:p>
-            <w:pPr>
-              <w:spacing w:after="40" w:before="40"/>
-            </w:pPr>
-            <w:r>
-              <w:rPr>
-                <w:rFonts w:ascii="Arial" w:cs="Arial" w:eastAsia="Arial" w:hAnsi="Arial"/>
-                <w:color w:val="1A1A1A"/>
-                <w:sz w:val="19"/>
-                <w:szCs w:val="19"/>
-              </w:rPr>
-              <w:t xml:space="preserve">     e riaprire la sessione in qualsiasi momento senza perdere i dati.</w:t>
-            </w:r>
-          </w:p>
-        </w:tc>
-      </w:tr>
-    </w:tbl>
-    <w:p>
-      <w:pPr>
-        <w:spacing w:after="160" w:before="0"/>
-      </w:pPr>
-      <w:r>
-        <w:t xml:space="preserve"/>
-      </w:r>
-    </w:p>
-    <w:p>
-      <w:pPr>
-        <w:pStyle w:val="Heading2"/>
-        <w:spacing w:after="80" w:before="260"/>
-      </w:pPr>
-      <w:r>
-        <w:rPr>
-          <w:rFonts w:ascii="Arial" w:cs="Arial" w:eastAsia="Arial" w:hAnsi="Arial"/>
-          <w:b/>
-          <w:bCs/>
-          <w:color w:val="1A3870"/>
-          <w:sz w:val="22"/>
-          <w:szCs w:val="22"/>
-        </w:rPr>
-        <w:t xml:space="preserve">Passo 5 — Risultati</w:t>
-      </w:r>
-    </w:p>
-    <w:p>
-      <w:pPr>
-        <w:spacing w:after="80" w:before="60"/>
-      </w:pPr>
-      <w:r>
-        <w:rPr>
-          <w:rFonts w:ascii="Arial" w:cs="Arial" w:eastAsia="Arial" w:hAnsi="Arial"/>
-          <w:sz w:val="20"/>
-          <w:szCs w:val="20"/>
-        </w:rPr>
-        <w:t xml:space="preserve">Il sistema calcola automaticamente il risultato per ogni elemento:</w:t>
-      </w:r>
-    </w:p>
-    <w:p>
-      <w:pPr>
-        <w:spacing w:after="80" w:before="0"/>
+        <w:t xml:space="preserve">"Hai bisogno di preparare gli standard elementali?" — Se sì, configura tipo, elementi e livelli.</w:t>
+      </w:r>
+    </w:p>
+    <w:p>
+      <w:pPr>
+        <w:spacing w:after="100" w:before="0"/>
       </w:pPr>
       <w:r>
         <w:t xml:space="preserve"/>
@@ -2589,7 +1787,7 @@
                 <w:sz w:val="19"/>
                 <w:szCs w:val="19"/>
               </w:rPr>
-              <w:t xml:space="preserve">Tipo campione</w:t>
+              <w:t xml:space="preserve">Tipo</w:t>
             </w:r>
           </w:p>
         </w:tc>
@@ -2620,7 +1818,7 @@
                 <w:sz w:val="19"/>
                 <w:szCs w:val="19"/>
               </w:rPr>
-              <w:t xml:space="preserve">Formula applicata</w:t>
+              <w:t xml:space="preserve">Comportamento</w:t>
             </w:r>
           </w:p>
         </w:tc>
@@ -2650,7 +1848,7 @@
                 <w:sz w:val="19"/>
                 <w:szCs w:val="19"/>
               </w:rPr>
-              <w:t xml:space="preserve">Campione solido</w:t>
+              <w:t xml:space="preserve">Monoelementale</w:t>
             </w:r>
           </w:p>
         </w:tc>
@@ -2678,8 +1876,7 @@
                 <w:sz w:val="19"/>
                 <w:szCs w:val="19"/>
               </w:rPr>
-              <w:t xml:space="preserve">% in peso = (lettura_ppm × V_matraccio_mL) / (peso_g × 1000) × 100
-Fattore di diluizione incluso automaticamente se applicato</w:t>
+              <w:t xml:space="preserve">Un elemento per standard. Un dropdown + stock (ppm).</w:t>
             </w:r>
           </w:p>
         </w:tc>
@@ -2709,7 +1906,7 @@
                 <w:sz w:val="19"/>
                 <w:szCs w:val="19"/>
               </w:rPr>
-              <w:t xml:space="preserve">Campione in soluzione</w:t>
+              <w:t xml:space="preserve">Multielementale</w:t>
             </w:r>
           </w:p>
         </w:tc>
@@ -2737,7 +1934,7 @@
                 <w:sz w:val="19"/>
                 <w:szCs w:val="19"/>
               </w:rPr>
-              <w:t xml:space="preserve">Concentrazione rilevata (ppm) = lettura × fattore di diluizione (se applicato)</w:t>
+              <w:t xml:space="preserve">Piu elementi. Ogni elemento ha il proprio stock commerciale.</w:t>
             </w:r>
           </w:p>
         </w:tc>
@@ -2745,755 +1942,7 @@
     </w:tbl>
     <w:p>
       <w:pPr>
-        <w:spacing w:after="80" w:before="0"/>
-      </w:pPr>
-      <w:r>
-        <w:t xml:space="preserve"/>
-      </w:r>
-    </w:p>
-    <w:p>
-      <w:pPr>
-        <w:spacing w:after="60" w:before="180"/>
-      </w:pPr>
-      <w:r>
-        <w:rPr>
-          <w:rFonts w:ascii="Arial" w:cs="Arial" w:eastAsia="Arial" w:hAnsi="Arial"/>
-          <w:b/>
-          <w:bCs/>
-          <w:color w:val="333333"/>
-          <w:sz w:val="20"/>
-          <w:szCs w:val="20"/>
-        </w:rPr>
-        <w:t xml:space="preserve">Generazione PDF Risultati</w:t>
-      </w:r>
-    </w:p>
-    <w:p>
-      <w:pPr>
-        <w:pStyle w:val="ListParagraph"/>
-        <w:numPr>
-          <w:ilvl w:val="0"/>
-          <w:numId w:val="2"/>
-        </w:numPr>
-        <w:spacing w:after="60" w:before="40"/>
-      </w:pPr>
-      <w:r>
-        <w:rPr>
-          <w:rFonts w:ascii="Arial" w:cs="Arial" w:eastAsia="Arial" w:hAnsi="Arial"/>
-          <w:sz w:val="20"/>
-          <w:szCs w:val="20"/>
-        </w:rPr>
-        <w:t xml:space="preserve">Clicca "Genera PDF Risultati".</w:t>
-      </w:r>
-    </w:p>
-    <w:p>
-      <w:pPr>
-        <w:pStyle w:val="ListParagraph"/>
-        <w:numPr>
-          <w:ilvl w:val="0"/>
-          <w:numId w:val="2"/>
-        </w:numPr>
-        <w:spacing w:after="60" w:before="40"/>
-      </w:pPr>
-      <w:r>
-        <w:rPr>
-          <w:rFonts w:ascii="Arial" w:cs="Arial" w:eastAsia="Arial" w:hAnsi="Arial"/>
-          <w:sz w:val="20"/>
-          <w:szCs w:val="20"/>
-        </w:rPr>
-        <w:t xml:space="preserve">Scegli la lingua: Italiano o English.</w:t>
-      </w:r>
-    </w:p>
-    <w:p>
-      <w:pPr>
-        <w:pStyle w:val="ListParagraph"/>
-        <w:numPr>
-          <w:ilvl w:val="0"/>
-          <w:numId w:val="2"/>
-        </w:numPr>
-        <w:spacing w:after="60" w:before="40"/>
-      </w:pPr>
-      <w:r>
-        <w:rPr>
-          <w:rFonts w:ascii="Arial" w:cs="Arial" w:eastAsia="Arial" w:hAnsi="Arial"/>
-          <w:sz w:val="20"/>
-          <w:szCs w:val="20"/>
-        </w:rPr>
-        <w:t xml:space="preserve">Il PDF viene scaricato automaticamente.</w:t>
-      </w:r>
-    </w:p>
-    <w:p>
-      <w:pPr>
-        <w:spacing w:after="80" w:before="0"/>
-      </w:pPr>
-      <w:r>
-        <w:t xml:space="preserve"/>
-      </w:r>
-    </w:p>
-    <w:p>
-      <w:pPr>
-        <w:spacing w:after="80" w:before="60"/>
-      </w:pPr>
-      <w:r>
-        <w:rPr>
-          <w:rFonts w:ascii="Arial" w:cs="Arial" w:eastAsia="Arial" w:hAnsi="Arial"/>
-          <w:sz w:val="20"/>
-          <w:szCs w:val="20"/>
-        </w:rPr>
-        <w:t xml:space="preserve">Il report include:</w:t>
-      </w:r>
-    </w:p>
-    <w:p>
-      <w:pPr>
-        <w:pStyle w:val="ListParagraph"/>
-        <w:numPr>
-          <w:ilvl w:val="0"/>
-          <w:numId w:val="3"/>
-        </w:numPr>
-        <w:spacing w:after="60" w:before="40"/>
-      </w:pPr>
-      <w:r>
-        <w:rPr>
-          <w:rFonts w:ascii="Arial" w:cs="Arial" w:eastAsia="Arial" w:hAnsi="Arial"/>
-          <w:sz w:val="20"/>
-          <w:szCs w:val="20"/>
-        </w:rPr>
-        <w:t xml:space="preserve">Intestazione CNR-ICCOM con logo, nome sessione e data.</w:t>
-      </w:r>
-    </w:p>
-    <w:p>
-      <w:pPr>
-        <w:pStyle w:val="ListParagraph"/>
-        <w:numPr>
-          <w:ilvl w:val="0"/>
-          <w:numId w:val="3"/>
-        </w:numPr>
-        <w:spacing w:after="60" w:before="40"/>
-      </w:pPr>
-      <w:r>
-        <w:rPr>
-          <w:rFonts w:ascii="Arial" w:cs="Arial" w:eastAsia="Arial" w:hAnsi="Arial"/>
-          <w:sz w:val="20"/>
-          <w:szCs w:val="20"/>
-        </w:rPr>
-        <w:t xml:space="preserve">Riquadro riepilogativo (numero campioni, elementi, range ICP).</w:t>
-      </w:r>
-    </w:p>
-    <w:p>
-      <w:pPr>
-        <w:pStyle w:val="ListParagraph"/>
-        <w:numPr>
-          <w:ilvl w:val="0"/>
-          <w:numId w:val="3"/>
-        </w:numPr>
-        <w:spacing w:after="60" w:before="40"/>
-      </w:pPr>
-      <w:r>
-        <w:rPr>
-          <w:rFonts w:ascii="Arial" w:cs="Arial" w:eastAsia="Arial" w:hAnsi="Arial"/>
-          <w:sz w:val="20"/>
-          <w:szCs w:val="20"/>
-        </w:rPr>
-        <w:t xml:space="preserve">Tabella completa: campione, peso, elemento, lettura, matraccio, % in peso.</w:t>
-      </w:r>
-    </w:p>
-    <w:p>
-      <w:pPr>
-        <w:pStyle w:val="ListParagraph"/>
-        <w:numPr>
-          <w:ilvl w:val="0"/>
-          <w:numId w:val="3"/>
-        </w:numPr>
-        <w:spacing w:after="60" w:before="40"/>
-      </w:pPr>
-      <w:r>
-        <w:rPr>
-          <w:rFonts w:ascii="Arial" w:cs="Arial" w:eastAsia="Arial" w:hAnsi="Arial"/>
-          <w:sz w:val="20"/>
-          <w:szCs w:val="20"/>
-        </w:rPr>
-        <w:t xml:space="preserve">Nota metodologica e riga firma operatore/responsabile.</w:t>
-      </w:r>
-    </w:p>
-    <w:p>
-      <w:pPr>
-        <w:pStyle w:val="ListParagraph"/>
-        <w:numPr>
-          <w:ilvl w:val="0"/>
-          <w:numId w:val="3"/>
-        </w:numPr>
-        <w:spacing w:after="60" w:before="40"/>
-      </w:pPr>
-      <w:r>
-        <w:rPr>
-          <w:rFonts w:ascii="Arial" w:cs="Arial" w:eastAsia="Arial" w:hAnsi="Arial"/>
-          <w:sz w:val="20"/>
-          <w:szCs w:val="20"/>
-        </w:rPr>
-        <w:t xml:space="preserve">Numero di pagina e footer istituzionale su ogni pagina.</w:t>
-      </w:r>
-    </w:p>
-    <w:p>
-      <w:pPr>
-        <w:spacing w:after="160" w:before="0"/>
-      </w:pPr>
-      <w:r>
-        <w:t xml:space="preserve"/>
-      </w:r>
-    </w:p>
-    <w:p>
-      <w:pPr>
-        <w:pStyle w:val="Heading1"/>
-        <w:pBdr>
-          <w:bottom w:val="single" w:color="1A3870" w:sz="8" w:space="4"/>
-        </w:pBdr>
-        <w:spacing w:after="120" w:before="360"/>
-      </w:pPr>
-      <w:r>
-        <w:rPr>
-          <w:rFonts w:ascii="Arial" w:cs="Arial" w:eastAsia="Arial" w:hAnsi="Arial"/>
-          <w:b/>
-          <w:bCs/>
-          <w:color w:val="1A3870"/>
-          <w:sz w:val="28"/>
-          <w:szCs w:val="28"/>
-        </w:rPr>
-        <w:t xml:space="preserve">4. Riepilogo PDF generabili</w:t>
-      </w:r>
-    </w:p>
-    <w:tbl>
-      <w:tblPr>
-        <w:tblW w:type="dxa" w:w="9026"/>
-        <w:tblBorders>
-          <w:top w:val="single" w:color="auto" w:sz="4"/>
-          <w:left w:val="single" w:color="auto" w:sz="4"/>
-          <w:bottom w:val="single" w:color="auto" w:sz="4"/>
-          <w:right w:val="single" w:color="auto" w:sz="4"/>
-          <w:insideH w:val="single" w:color="auto" w:sz="4"/>
-          <w:insideV w:val="single" w:color="auto" w:sz="4"/>
-        </w:tblBorders>
-      </w:tblPr>
-      <w:tblGrid>
-        <w:gridCol w:w="2200"/>
-        <w:gridCol w:w="1800"/>
-        <w:gridCol w:w="5026"/>
-      </w:tblGrid>
-      <w:tr>
-        <w:tc>
-          <w:tcPr>
-            <w:tcW w:type="dxa" w:w="2200"/>
-            <w:tcBorders>
-              <w:top w:val="single" w:color="1A3870" w:sz="1"/>
-              <w:left w:val="single" w:color="1A3870" w:sz="1"/>
-              <w:bottom w:val="single" w:color="1A3870" w:sz="1"/>
-              <w:right w:val="single" w:color="1A3870" w:sz="1"/>
-            </w:tcBorders>
-            <w:shd w:fill="1A3870" w:val="clear"/>
-            <w:tcMar>
-              <w:top w:type="dxa" w:w="80"/>
-              <w:left w:type="dxa" w:w="140"/>
-              <w:bottom w:type="dxa" w:w="80"/>
-              <w:right w:type="dxa" w:w="140"/>
-            </w:tcMar>
-          </w:tcPr>
-          <w:p>
-            <w:r>
-              <w:rPr>
-                <w:rFonts w:ascii="Arial" w:cs="Arial" w:eastAsia="Arial" w:hAnsi="Arial"/>
-                <w:b/>
-                <w:bCs/>
-                <w:color w:val="FFFFFF"/>
-                <w:sz w:val="19"/>
-                <w:szCs w:val="19"/>
-              </w:rPr>
-              <w:t xml:space="preserve">PDF</w:t>
-            </w:r>
-          </w:p>
-        </w:tc>
-        <w:tc>
-          <w:tcPr>
-            <w:tcW w:type="dxa" w:w="1800"/>
-            <w:tcBorders>
-              <w:top w:val="single" w:color="1A3870" w:sz="1"/>
-              <w:left w:val="single" w:color="1A3870" w:sz="1"/>
-              <w:bottom w:val="single" w:color="1A3870" w:sz="1"/>
-              <w:right w:val="single" w:color="1A3870" w:sz="1"/>
-            </w:tcBorders>
-            <w:shd w:fill="1A3870" w:val="clear"/>
-            <w:tcMar>
-              <w:top w:type="dxa" w:w="80"/>
-              <w:left w:type="dxa" w:w="140"/>
-              <w:bottom w:type="dxa" w:w="80"/>
-              <w:right w:type="dxa" w:w="140"/>
-            </w:tcMar>
-          </w:tcPr>
-          <w:p>
-            <w:r>
-              <w:rPr>
-                <w:rFonts w:ascii="Arial" w:cs="Arial" w:eastAsia="Arial" w:hAnsi="Arial"/>
-                <w:b/>
-                <w:bCs/>
-                <w:color w:val="FFFFFF"/>
-                <w:sz w:val="19"/>
-                <w:szCs w:val="19"/>
-              </w:rPr>
-              <w:t xml:space="preserve">Disponibile in</w:t>
-            </w:r>
-          </w:p>
-        </w:tc>
-        <w:tc>
-          <w:tcPr>
-            <w:tcW w:type="dxa" w:w="5026"/>
-            <w:tcBorders>
-              <w:top w:val="single" w:color="1A3870" w:sz="1"/>
-              <w:left w:val="single" w:color="1A3870" w:sz="1"/>
-              <w:bottom w:val="single" w:color="1A3870" w:sz="1"/>
-              <w:right w:val="single" w:color="1A3870" w:sz="1"/>
-            </w:tcBorders>
-            <w:shd w:fill="1A3870" w:val="clear"/>
-            <w:tcMar>
-              <w:top w:type="dxa" w:w="80"/>
-              <w:left w:type="dxa" w:w="140"/>
-              <w:bottom w:type="dxa" w:w="80"/>
-              <w:right w:type="dxa" w:w="140"/>
-            </w:tcMar>
-          </w:tcPr>
-          <w:p>
-            <w:r>
-              <w:rPr>
-                <w:rFonts w:ascii="Arial" w:cs="Arial" w:eastAsia="Arial" w:hAnsi="Arial"/>
-                <w:b/>
-                <w:bCs/>
-                <w:color w:val="FFFFFF"/>
-                <w:sz w:val="19"/>
-                <w:szCs w:val="19"/>
-              </w:rPr>
-              <w:t xml:space="preserve">Contenuto</w:t>
-            </w:r>
-          </w:p>
-        </w:tc>
-      </w:tr>
-      <w:tr>
-        <w:tc>
-          <w:tcPr>
-            <w:tcW w:type="dxa" w:w="2200"/>
-            <w:tcBorders>
-              <w:top w:val="single" w:color="CCCCCC" w:sz="1"/>
-              <w:left w:val="single" w:color="CCCCCC" w:sz="1"/>
-              <w:bottom w:val="single" w:color="CCCCCC" w:sz="1"/>
-              <w:right w:val="single" w:color="CCCCCC" w:sz="1"/>
-            </w:tcBorders>
-            <w:shd w:fill="FFFFFF" w:val="clear"/>
-            <w:tcMar>
-              <w:top w:type="dxa" w:w="80"/>
-              <w:left w:type="dxa" w:w="140"/>
-              <w:bottom w:type="dxa" w:w="80"/>
-              <w:right w:type="dxa" w:w="140"/>
-            </w:tcMar>
-          </w:tcPr>
-          <w:p>
-            <w:r>
-              <w:rPr>
-                <w:rFonts w:ascii="Arial" w:cs="Arial" w:eastAsia="Arial" w:hAnsi="Arial"/>
-                <w:b/>
-                <w:bCs/>
-                <w:sz w:val="19"/>
-                <w:szCs w:val="19"/>
-              </w:rPr>
-              <w:t xml:space="preserve">Preparazione campioni</w:t>
-            </w:r>
-          </w:p>
-        </w:tc>
-        <w:tc>
-          <w:tcPr>
-            <w:tcW w:type="dxa" w:w="1800"/>
-            <w:tcBorders>
-              <w:top w:val="single" w:color="CCCCCC" w:sz="1"/>
-              <w:left w:val="single" w:color="CCCCCC" w:sz="1"/>
-              <w:bottom w:val="single" w:color="CCCCCC" w:sz="1"/>
-              <w:right w:val="single" w:color="CCCCCC" w:sz="1"/>
-            </w:tcBorders>
-            <w:shd w:fill="FFFFFF" w:val="clear"/>
-            <w:tcMar>
-              <w:top w:type="dxa" w:w="80"/>
-              <w:left w:type="dxa" w:w="140"/>
-              <w:bottom w:type="dxa" w:w="80"/>
-              <w:right w:type="dxa" w:w="140"/>
-            </w:tcMar>
-          </w:tcPr>
-          <w:p>
-            <w:r>
-              <w:rPr>
-                <w:rFonts w:ascii="Arial" w:cs="Arial" w:eastAsia="Arial" w:hAnsi="Arial"/>
-                <w:sz w:val="19"/>
-                <w:szCs w:val="19"/>
-              </w:rPr>
-              <w:t xml:space="preserve">Passo 3</w:t>
-            </w:r>
-          </w:p>
-        </w:tc>
-        <w:tc>
-          <w:tcPr>
-            <w:tcW w:type="dxa" w:w="5026"/>
-            <w:tcBorders>
-              <w:top w:val="single" w:color="CCCCCC" w:sz="1"/>
-              <w:left w:val="single" w:color="CCCCCC" w:sz="1"/>
-              <w:bottom w:val="single" w:color="CCCCCC" w:sz="1"/>
-              <w:right w:val="single" w:color="CCCCCC" w:sz="1"/>
-            </w:tcBorders>
-            <w:shd w:fill="FFFFFF" w:val="clear"/>
-            <w:tcMar>
-              <w:top w:type="dxa" w:w="80"/>
-              <w:left w:type="dxa" w:w="140"/>
-              <w:bottom w:type="dxa" w:w="80"/>
-              <w:right w:type="dxa" w:w="140"/>
-            </w:tcMar>
-          </w:tcPr>
-          <w:p>
-            <w:r>
-              <w:rPr>
-                <w:rFonts w:ascii="Arial" w:cs="Arial" w:eastAsia="Arial" w:hAnsi="Arial"/>
-                <w:sz w:val="19"/>
-                <w:szCs w:val="19"/>
-              </w:rPr>
-              <w:t xml:space="preserve">Istruzioni operative per attacco, diluizioni, matracci consigliati per elemento</w:t>
-            </w:r>
-          </w:p>
-        </w:tc>
-      </w:tr>
-      <w:tr>
-        <w:tc>
-          <w:tcPr>
-            <w:tcW w:type="dxa" w:w="2200"/>
-            <w:tcBorders>
-              <w:top w:val="single" w:color="CCCCCC" w:sz="1"/>
-              <w:left w:val="single" w:color="CCCCCC" w:sz="1"/>
-              <w:bottom w:val="single" w:color="CCCCCC" w:sz="1"/>
-              <w:right w:val="single" w:color="CCCCCC" w:sz="1"/>
-            </w:tcBorders>
-            <w:shd w:fill="F5F5F5" w:val="clear"/>
-            <w:tcMar>
-              <w:top w:type="dxa" w:w="80"/>
-              <w:left w:type="dxa" w:w="140"/>
-              <w:bottom w:type="dxa" w:w="80"/>
-              <w:right w:type="dxa" w:w="140"/>
-            </w:tcMar>
-          </w:tcPr>
-          <w:p>
-            <w:r>
-              <w:rPr>
-                <w:rFonts w:ascii="Arial" w:cs="Arial" w:eastAsia="Arial" w:hAnsi="Arial"/>
-                <w:b/>
-                <w:bCs/>
-                <w:sz w:val="19"/>
-                <w:szCs w:val="19"/>
-              </w:rPr>
-              <w:t xml:space="preserve">Standard di calibrazione</w:t>
-            </w:r>
-          </w:p>
-        </w:tc>
-        <w:tc>
-          <w:tcPr>
-            <w:tcW w:type="dxa" w:w="1800"/>
-            <w:tcBorders>
-              <w:top w:val="single" w:color="CCCCCC" w:sz="1"/>
-              <w:left w:val="single" w:color="CCCCCC" w:sz="1"/>
-              <w:bottom w:val="single" w:color="CCCCCC" w:sz="1"/>
-              <w:right w:val="single" w:color="CCCCCC" w:sz="1"/>
-            </w:tcBorders>
-            <w:shd w:fill="F5F5F5" w:val="clear"/>
-            <w:tcMar>
-              <w:top w:type="dxa" w:w="80"/>
-              <w:left w:type="dxa" w:w="140"/>
-              <w:bottom w:type="dxa" w:w="80"/>
-              <w:right w:type="dxa" w:w="140"/>
-            </w:tcMar>
-          </w:tcPr>
-          <w:p>
-            <w:r>
-              <w:rPr>
-                <w:rFonts w:ascii="Arial" w:cs="Arial" w:eastAsia="Arial" w:hAnsi="Arial"/>
-                <w:sz w:val="19"/>
-                <w:szCs w:val="19"/>
-              </w:rPr>
-              <w:t xml:space="preserve">Passo 2</w:t>
-            </w:r>
-          </w:p>
-        </w:tc>
-        <w:tc>
-          <w:tcPr>
-            <w:tcW w:type="dxa" w:w="5026"/>
-            <w:tcBorders>
-              <w:top w:val="single" w:color="CCCCCC" w:sz="1"/>
-              <w:left w:val="single" w:color="CCCCCC" w:sz="1"/>
-              <w:bottom w:val="single" w:color="CCCCCC" w:sz="1"/>
-              <w:right w:val="single" w:color="CCCCCC" w:sz="1"/>
-            </w:tcBorders>
-            <w:shd w:fill="F5F5F5" w:val="clear"/>
-            <w:tcMar>
-              <w:top w:type="dxa" w:w="80"/>
-              <w:left w:type="dxa" w:w="140"/>
-              <w:bottom w:type="dxa" w:w="80"/>
-              <w:right w:type="dxa" w:w="140"/>
-            </w:tcMar>
-          </w:tcPr>
-          <w:p>
-            <w:r>
-              <w:rPr>
-                <w:rFonts w:ascii="Arial" w:cs="Arial" w:eastAsia="Arial" w:hAnsi="Arial"/>
-                <w:sz w:val="19"/>
-                <w:szCs w:val="19"/>
-              </w:rPr>
-              <w:t xml:space="preserve">Tabella aliquote per ogni livello e procedura di preparazione</w:t>
-            </w:r>
-          </w:p>
-        </w:tc>
-      </w:tr>
-      <w:tr>
-        <w:tc>
-          <w:tcPr>
-            <w:tcW w:type="dxa" w:w="2200"/>
-            <w:tcBorders>
-              <w:top w:val="single" w:color="CCCCCC" w:sz="1"/>
-              <w:left w:val="single" w:color="CCCCCC" w:sz="1"/>
-              <w:bottom w:val="single" w:color="CCCCCC" w:sz="1"/>
-              <w:right w:val="single" w:color="CCCCCC" w:sz="1"/>
-            </w:tcBorders>
-            <w:shd w:fill="FFFFFF" w:val="clear"/>
-            <w:tcMar>
-              <w:top w:type="dxa" w:w="80"/>
-              <w:left w:type="dxa" w:w="140"/>
-              <w:bottom w:type="dxa" w:w="80"/>
-              <w:right w:type="dxa" w:w="140"/>
-            </w:tcMar>
-          </w:tcPr>
-          <w:p>
-            <w:r>
-              <w:rPr>
-                <w:rFonts w:ascii="Arial" w:cs="Arial" w:eastAsia="Arial" w:hAnsi="Arial"/>
-                <w:b/>
-                <w:bCs/>
-                <w:sz w:val="19"/>
-                <w:szCs w:val="19"/>
-              </w:rPr>
-              <w:t xml:space="preserve">Risultati analisi</w:t>
-            </w:r>
-          </w:p>
-        </w:tc>
-        <w:tc>
-          <w:tcPr>
-            <w:tcW w:type="dxa" w:w="1800"/>
-            <w:tcBorders>
-              <w:top w:val="single" w:color="CCCCCC" w:sz="1"/>
-              <w:left w:val="single" w:color="CCCCCC" w:sz="1"/>
-              <w:bottom w:val="single" w:color="CCCCCC" w:sz="1"/>
-              <w:right w:val="single" w:color="CCCCCC" w:sz="1"/>
-            </w:tcBorders>
-            <w:shd w:fill="FFFFFF" w:val="clear"/>
-            <w:tcMar>
-              <w:top w:type="dxa" w:w="80"/>
-              <w:left w:type="dxa" w:w="140"/>
-              <w:bottom w:type="dxa" w:w="80"/>
-              <w:right w:type="dxa" w:w="140"/>
-            </w:tcMar>
-          </w:tcPr>
-          <w:p>
-            <w:r>
-              <w:rPr>
-                <w:rFonts w:ascii="Arial" w:cs="Arial" w:eastAsia="Arial" w:hAnsi="Arial"/>
-                <w:sz w:val="19"/>
-                <w:szCs w:val="19"/>
-              </w:rPr>
-              <w:t xml:space="preserve">Passo 5 (con scelta lingua)</w:t>
-            </w:r>
-          </w:p>
-        </w:tc>
-        <w:tc>
-          <w:tcPr>
-            <w:tcW w:type="dxa" w:w="5026"/>
-            <w:tcBorders>
-              <w:top w:val="single" w:color="CCCCCC" w:sz="1"/>
-              <w:left w:val="single" w:color="CCCCCC" w:sz="1"/>
-              <w:bottom w:val="single" w:color="CCCCCC" w:sz="1"/>
-              <w:right w:val="single" w:color="CCCCCC" w:sz="1"/>
-            </w:tcBorders>
-            <w:shd w:fill="FFFFFF" w:val="clear"/>
-            <w:tcMar>
-              <w:top w:type="dxa" w:w="80"/>
-              <w:left w:type="dxa" w:w="140"/>
-              <w:bottom w:type="dxa" w:w="80"/>
-              <w:right w:type="dxa" w:w="140"/>
-            </w:tcMar>
-          </w:tcPr>
-          <w:p>
-            <w:r>
-              <w:rPr>
-                <w:rFonts w:ascii="Arial" w:cs="Arial" w:eastAsia="Arial" w:hAnsi="Arial"/>
-                <w:sz w:val="19"/>
-                <w:szCs w:val="19"/>
-              </w:rPr>
-              <w:t xml:space="preserve">Report professionale con % in peso / concentrazioni, metodologia, firme</w:t>
-            </w:r>
-          </w:p>
-        </w:tc>
-      </w:tr>
-    </w:tbl>
-    <w:p>
-      <w:pPr>
-        <w:spacing w:after="160" w:before="0"/>
-      </w:pPr>
-      <w:r>
-        <w:t xml:space="preserve"/>
-      </w:r>
-    </w:p>
-    <w:p>
-      <w:pPr>
-        <w:pStyle w:val="Heading1"/>
-        <w:pBdr>
-          <w:bottom w:val="single" w:color="1A3870" w:sz="8" w:space="4"/>
-        </w:pBdr>
-        <w:spacing w:after="120" w:before="360"/>
-      </w:pPr>
-      <w:r>
-        <w:rPr>
-          <w:rFonts w:ascii="Arial" w:cs="Arial" w:eastAsia="Arial" w:hAnsi="Arial"/>
-          <w:b/>
-          <w:bCs/>
-          <w:color w:val="1A3870"/>
-          <w:sz w:val="28"/>
-          <w:szCs w:val="28"/>
-        </w:rPr>
-        <w:t xml:space="preserve">5. Note tecniche</w:t>
-      </w:r>
-    </w:p>
-    <w:p>
-      <w:pPr>
-        <w:spacing w:after="60" w:before="180"/>
-      </w:pPr>
-      <w:r>
-        <w:rPr>
-          <w:rFonts w:ascii="Arial" w:cs="Arial" w:eastAsia="Arial" w:hAnsi="Arial"/>
-          <w:b/>
-          <w:bCs/>
-          <w:color w:val="333333"/>
-          <w:sz w:val="20"/>
-          <w:szCs w:val="20"/>
-        </w:rPr>
-        <w:t xml:space="preserve">Archiviazione dati</w:t>
-      </w:r>
-    </w:p>
-    <w:p>
-      <w:pPr>
-        <w:spacing w:after="80" w:before="60"/>
-      </w:pPr>
-      <w:r>
-        <w:rPr>
-          <w:rFonts w:ascii="Arial" w:cs="Arial" w:eastAsia="Arial" w:hAnsi="Arial"/>
-          <w:sz w:val="20"/>
-          <w:szCs w:val="20"/>
-        </w:rPr>
-        <w:t xml:space="preserve">I dati sono salvati nel localStorage del browser. Non vengono inviati a server esterni. Usa "Esporta JSON" per backup o trasferimento tra dispositivi o browser.</w:t>
-      </w:r>
-    </w:p>
-    <w:p>
-      <w:pPr>
-        <w:spacing w:after="80" w:before="0"/>
-      </w:pPr>
-      <w:r>
-        <w:t xml:space="preserve"/>
-      </w:r>
-    </w:p>
-    <w:p>
-      <w:pPr>
-        <w:spacing w:after="60" w:before="180"/>
-      </w:pPr>
-      <w:r>
-        <w:rPr>
-          <w:rFonts w:ascii="Arial" w:cs="Arial" w:eastAsia="Arial" w:hAnsi="Arial"/>
-          <w:b/>
-          <w:bCs/>
-          <w:color w:val="333333"/>
-          <w:sz w:val="20"/>
-          <w:szCs w:val="20"/>
-        </w:rPr>
-        <w:t xml:space="preserve">Compatibilità</w:t>
-      </w:r>
-    </w:p>
-    <w:p>
-      <w:pPr>
-        <w:pStyle w:val="ListParagraph"/>
-        <w:numPr>
-          <w:ilvl w:val="0"/>
-          <w:numId w:val="3"/>
-        </w:numPr>
-        <w:spacing w:after="60" w:before="40"/>
-      </w:pPr>
-      <w:r>
-        <w:rPr>
-          <w:rFonts w:ascii="Arial" w:cs="Arial" w:eastAsia="Arial" w:hAnsi="Arial"/>
-          <w:sz w:val="20"/>
-          <w:szCs w:val="20"/>
-        </w:rPr>
-        <w:t xml:space="preserve">Versione file (icp-tool.html): funziona offline, apri con doppio click. Dati salvati nel browser locale.</w:t>
-      </w:r>
-    </w:p>
-    <w:p>
-      <w:pPr>
-        <w:pStyle w:val="ListParagraph"/>
-        <w:numPr>
-          <w:ilvl w:val="0"/>
-          <w:numId w:val="3"/>
-        </w:numPr>
-        <w:spacing w:after="60" w:before="40"/>
-      </w:pPr>
-      <w:r>
-        <w:rPr>
-          <w:rFonts w:ascii="Arial" w:cs="Arial" w:eastAsia="Arial" w:hAnsi="Arial"/>
-          <w:sz w:val="20"/>
-          <w:szCs w:val="20"/>
-        </w:rPr>
-        <w:t xml:space="preserve">Versione web (GitHub Pages): disponibile online con cache offline attiva (Service Worker). Prima apertura richiede connessione internet per caricare le librerie PDF.</w:t>
-      </w:r>
-    </w:p>
-    <w:p>
-      <w:pPr>
-        <w:spacing w:after="80" w:before="0"/>
-      </w:pPr>
-      <w:r>
-        <w:t xml:space="preserve"/>
-      </w:r>
-    </w:p>
-    <w:p>
-      <w:pPr>
-        <w:spacing w:after="60" w:before="180"/>
-      </w:pPr>
-      <w:r>
-        <w:rPr>
-          <w:rFonts w:ascii="Arial" w:cs="Arial" w:eastAsia="Arial" w:hAnsi="Arial"/>
-          <w:b/>
-          <w:bCs/>
-          <w:color w:val="333333"/>
-          <w:sz w:val="20"/>
-          <w:szCs w:val="20"/>
-        </w:rPr>
-        <w:t xml:space="preserve">Aggiornamenti</w:t>
-      </w:r>
-    </w:p>
-    <w:p>
-      <w:pPr>
-        <w:spacing w:after="80" w:before="60"/>
-      </w:pPr>
-      <w:r>
-        <w:rPr>
-          <w:rFonts w:ascii="Arial" w:cs="Arial" w:eastAsia="Arial" w:hAnsi="Arial"/>
-          <w:sz w:val="20"/>
-          <w:szCs w:val="20"/>
-        </w:rPr>
-        <w:t xml:space="preserve">Quando viene rilasciata una nuova versione, il Service Worker aggiorna automaticamente la cache. Se i dati sembrano non aggiornati, svuota la cache del browser (Ctrl+Shift+R).</w:t>
-      </w:r>
-    </w:p>
-    <w:p>
-      <w:pPr>
-        <w:spacing w:after="160" w:before="0"/>
+        <w:spacing w:after="100" w:before="0"/>
       </w:pPr>
       <w:r>
         <w:t xml:space="preserve"/>
@@ -3534,30 +1983,1473 @@
           </w:tcPr>
           <w:p>
             <w:pPr>
-              <w:spacing w:after="40" w:before="40"/>
+              <w:spacing w:after="30" w:before="30"/>
             </w:pPr>
             <w:r>
               <w:rPr>
                 <w:rFonts w:ascii="Arial" w:cs="Arial" w:eastAsia="Arial" w:hAnsi="Arial"/>
-                <w:color w:val="1A1A1A"/>
-                <w:sz w:val="19"/>
-                <w:szCs w:val="19"/>
-              </w:rPr>
-              <w:t xml:space="preserve">Per assistenza o segnalazioni: Lorenzo Birindelli — CNR-ICCOM Pisa</w:t>
+                <w:sz w:val="19"/>
+                <w:szCs w:val="19"/>
+              </w:rPr>
+              <w:t xml:space="preserve">Volume finale fisso: 50 mL (matraccio standard di laboratorio).</w:t>
             </w:r>
           </w:p>
           <w:p>
             <w:pPr>
-              <w:spacing w:after="40" w:before="40"/>
+              <w:spacing w:after="30" w:before="30"/>
             </w:pPr>
             <w:r>
               <w:rPr>
                 <w:rFonts w:ascii="Arial" w:cs="Arial" w:eastAsia="Arial" w:hAnsi="Arial"/>
-                <w:color w:val="1A1A1A"/>
-                <w:sz w:val="19"/>
-                <w:szCs w:val="19"/>
-              </w:rPr>
-              <w:t xml:space="preserve">Repo GitHub: github.com/lorebiri/icp-tool</w:t>
+                <w:sz w:val="19"/>
+                <w:szCs w:val="19"/>
+              </w:rPr>
+              <w:t xml:space="preserve">Formula: Aliquota (mL) = (C_target x 50) / C_stock. Se &lt; 1 mL viene espresso in µL.</w:t>
+            </w:r>
+          </w:p>
+        </w:tc>
+      </w:tr>
+    </w:tbl>
+    <w:p>
+      <w:pPr>
+        <w:spacing w:after="80" w:before="60"/>
+      </w:pPr>
+      <w:r>
+        <w:rPr>
+          <w:rFonts w:ascii="Arial" w:cs="Arial" w:eastAsia="Arial" w:hAnsi="Arial"/>
+          <w:sz w:val="20"/>
+          <w:szCs w:val="20"/>
+        </w:rPr>
+        <w:t xml:space="preserve">Clicca "Genera PDF standard" per stampare le istruzioni di preparazione.</w:t>
+      </w:r>
+    </w:p>
+    <w:p>
+      <w:pPr>
+        <w:spacing w:after="100" w:before="0"/>
+      </w:pPr>
+      <w:r>
+        <w:t xml:space="preserve"/>
+      </w:r>
+    </w:p>
+    <w:p>
+      <w:pPr>
+        <w:pStyle w:val="Heading2"/>
+        <w:spacing w:after="80" w:before="260"/>
+      </w:pPr>
+      <w:r>
+        <w:rPr>
+          <w:rFonts w:ascii="Arial" w:cs="Arial" w:eastAsia="Arial" w:hAnsi="Arial"/>
+          <w:b/>
+          <w:bCs/>
+          <w:color w:val="1A3870"/>
+          <w:sz w:val="22"/>
+          <w:szCs w:val="22"/>
+        </w:rPr>
+        <w:t xml:space="preserve">Passo 3 — Campioni</w:t>
+      </w:r>
+    </w:p>
+    <w:p>
+      <w:pPr>
+        <w:spacing w:after="80" w:before="60"/>
+      </w:pPr>
+      <w:r>
+        <w:rPr>
+          <w:rFonts w:ascii="Arial" w:cs="Arial" w:eastAsia="Arial" w:hAnsi="Arial"/>
+          <w:sz w:val="20"/>
+          <w:szCs w:val="20"/>
+        </w:rPr>
+        <w:t xml:space="preserve">Aggiungi i campioni. Ogni campione riceve automaticamente un ID univoco alla creazione.</w:t>
+      </w:r>
+    </w:p>
+    <w:p>
+      <w:pPr>
+        <w:spacing w:after="100" w:before="0"/>
+      </w:pPr>
+      <w:r>
+        <w:t xml:space="preserve"/>
+      </w:r>
+    </w:p>
+    <w:p>
+      <w:pPr>
+        <w:spacing w:after="60" w:before="180"/>
+      </w:pPr>
+      <w:r>
+        <w:rPr>
+          <w:rFonts w:ascii="Arial" w:cs="Arial" w:eastAsia="Arial" w:hAnsi="Arial"/>
+          <w:b/>
+          <w:bCs/>
+          <w:color w:val="333333"/>
+          <w:sz w:val="20"/>
+          <w:szCs w:val="20"/>
+        </w:rPr>
+        <w:t xml:space="preserve">ID campione</w:t>
+      </w:r>
+    </w:p>
+    <w:p>
+      <w:pPr>
+        <w:spacing w:after="80" w:before="60"/>
+      </w:pPr>
+      <w:r>
+        <w:rPr>
+          <w:rFonts w:ascii="Arial" w:cs="Arial" w:eastAsia="Arial" w:hAnsi="Arial"/>
+          <w:sz w:val="20"/>
+          <w:szCs w:val="20"/>
+        </w:rPr>
+        <w:t xml:space="preserve">Formato: </w:t>
+      </w:r>
+      <w:r>
+        <w:rPr>
+          <w:rFonts w:ascii="Courier New" w:cs="Courier New" w:eastAsia="Courier New" w:hAnsi="Courier New"/>
+          <w:b/>
+          <w:bCs/>
+          <w:color w:val="1A3870"/>
+          <w:sz w:val="20"/>
+          <w:szCs w:val="20"/>
+        </w:rPr>
+        <w:t xml:space="preserve">ICP-ANNO-SIGLA-NNNN</w:t>
+      </w:r>
+      <w:r>
+        <w:rPr>
+          <w:rFonts w:ascii="Arial" w:cs="Arial" w:eastAsia="Arial" w:hAnsi="Arial"/>
+          <w:sz w:val="20"/>
+          <w:szCs w:val="20"/>
+        </w:rPr>
+        <w:t xml:space="preserve">   es: ICP-2026-LB-0042</w:t>
+      </w:r>
+    </w:p>
+    <w:p>
+      <w:pPr>
+        <w:spacing w:after="80" w:before="60"/>
+      </w:pPr>
+      <w:r>
+        <w:rPr>
+          <w:rFonts w:ascii="Arial" w:cs="Arial" w:eastAsia="Arial" w:hAnsi="Arial"/>
+          <w:sz w:val="20"/>
+          <w:szCs w:val="20"/>
+        </w:rPr>
+        <w:t xml:space="preserve">L'ID compare nell'header del campione (badge blu) e sulle etichette del PDF di preparazione.</w:t>
+      </w:r>
+    </w:p>
+    <w:p>
+      <w:pPr>
+        <w:spacing w:after="100" w:before="0"/>
+      </w:pPr>
+      <w:r>
+        <w:t xml:space="preserve"/>
+      </w:r>
+    </w:p>
+    <w:p>
+      <w:pPr>
+        <w:spacing w:after="60" w:before="180"/>
+      </w:pPr>
+      <w:r>
+        <w:rPr>
+          <w:rFonts w:ascii="Arial" w:cs="Arial" w:eastAsia="Arial" w:hAnsi="Arial"/>
+          <w:b/>
+          <w:bCs/>
+          <w:color w:val="333333"/>
+          <w:sz w:val="20"/>
+          <w:szCs w:val="20"/>
+        </w:rPr>
+        <w:t xml:space="preserve">Tipo campione</w:t>
+      </w:r>
+    </w:p>
+    <w:tbl>
+      <w:tblPr>
+        <w:tblW w:type="dxa" w:w="9026"/>
+        <w:tblBorders>
+          <w:top w:val="single" w:color="auto" w:sz="4"/>
+          <w:left w:val="single" w:color="auto" w:sz="4"/>
+          <w:bottom w:val="single" w:color="auto" w:sz="4"/>
+          <w:right w:val="single" w:color="auto" w:sz="4"/>
+          <w:insideH w:val="single" w:color="auto" w:sz="4"/>
+          <w:insideV w:val="single" w:color="auto" w:sz="4"/>
+        </w:tblBorders>
+      </w:tblPr>
+      <w:tblGrid>
+        <w:gridCol w:w="2200"/>
+        <w:gridCol w:w="6826"/>
+      </w:tblGrid>
+      <w:tr>
+        <w:tc>
+          <w:tcPr>
+            <w:tcW w:type="dxa" w:w="2200"/>
+            <w:tcBorders>
+              <w:top w:val="single" w:color="1A3870" w:sz="1"/>
+              <w:left w:val="single" w:color="1A3870" w:sz="1"/>
+              <w:bottom w:val="single" w:color="1A3870" w:sz="1"/>
+              <w:right w:val="single" w:color="1A3870" w:sz="1"/>
+            </w:tcBorders>
+            <w:shd w:fill="1A3870" w:val="clear"/>
+            <w:tcMar>
+              <w:top w:type="dxa" w:w="80"/>
+              <w:left w:type="dxa" w:w="140"/>
+              <w:bottom w:type="dxa" w:w="80"/>
+              <w:right w:type="dxa" w:w="140"/>
+            </w:tcMar>
+          </w:tcPr>
+          <w:p>
+            <w:r>
+              <w:rPr>
+                <w:rFonts w:ascii="Arial" w:cs="Arial" w:eastAsia="Arial" w:hAnsi="Arial"/>
+                <w:b/>
+                <w:bCs/>
+                <w:color w:val="FFFFFF"/>
+                <w:sz w:val="20"/>
+                <w:szCs w:val="20"/>
+              </w:rPr>
+              <w:t xml:space="preserve">Polvere / Solido</w:t>
+            </w:r>
+          </w:p>
+        </w:tc>
+        <w:tc>
+          <w:tcPr>
+            <w:tcW w:type="dxa" w:w="6826"/>
+            <w:tcBorders>
+              <w:top w:val="single" w:color="DDDDDD" w:sz="1"/>
+              <w:left w:val="single" w:color="DDDDDD" w:sz="1"/>
+              <w:bottom w:val="single" w:color="DDDDDD" w:sz="1"/>
+              <w:right w:val="single" w:color="DDDDDD" w:sz="1"/>
+            </w:tcBorders>
+            <w:tcMar>
+              <w:top w:type="dxa" w:w="80"/>
+              <w:left w:type="dxa" w:w="140"/>
+              <w:bottom w:type="dxa" w:w="80"/>
+              <w:right w:type="dxa" w:w="140"/>
+            </w:tcMar>
+          </w:tcPr>
+          <w:p>
+            <w:r>
+              <w:rPr>
+                <w:rFonts w:ascii="Arial" w:cs="Arial" w:eastAsia="Arial" w:hAnsi="Arial"/>
+                <w:sz w:val="19"/>
+                <w:szCs w:val="19"/>
+              </w:rPr>
+              <w:t xml:space="preserve">Inserisci peso (g) e % teorica per elemento. Risultato finale: % in peso.</w:t>
+            </w:r>
+          </w:p>
+        </w:tc>
+      </w:tr>
+      <w:tr>
+        <w:tc>
+          <w:tcPr>
+            <w:tcW w:type="dxa" w:w="2200"/>
+            <w:tcBorders>
+              <w:top w:val="single" w:color="93C5FD" w:sz="1"/>
+              <w:left w:val="single" w:color="93C5FD" w:sz="1"/>
+              <w:bottom w:val="single" w:color="93C5FD" w:sz="1"/>
+              <w:right w:val="single" w:color="93C5FD" w:sz="1"/>
+            </w:tcBorders>
+            <w:shd w:fill="E0F2FE" w:val="clear"/>
+            <w:tcMar>
+              <w:top w:type="dxa" w:w="80"/>
+              <w:left w:type="dxa" w:w="140"/>
+              <w:bottom w:type="dxa" w:w="80"/>
+              <w:right w:type="dxa" w:w="140"/>
+            </w:tcMar>
+          </w:tcPr>
+          <w:p>
+            <w:r>
+              <w:rPr>
+                <w:rFonts w:ascii="Arial" w:cs="Arial" w:eastAsia="Arial" w:hAnsi="Arial"/>
+                <w:b/>
+                <w:bCs/>
+                <w:color w:val="075985"/>
+                <w:sz w:val="20"/>
+                <w:szCs w:val="20"/>
+              </w:rPr>
+              <w:t xml:space="preserve">Gia in soluzione</w:t>
+            </w:r>
+          </w:p>
+        </w:tc>
+        <w:tc>
+          <w:tcPr>
+            <w:tcW w:type="dxa" w:w="6826"/>
+            <w:tcBorders>
+              <w:top w:val="single" w:color="DDDDDD" w:sz="1"/>
+              <w:left w:val="single" w:color="DDDDDD" w:sz="1"/>
+              <w:bottom w:val="single" w:color="DDDDDD" w:sz="1"/>
+              <w:right w:val="single" w:color="DDDDDD" w:sz="1"/>
+            </w:tcBorders>
+            <w:tcMar>
+              <w:top w:type="dxa" w:w="80"/>
+              <w:left w:type="dxa" w:w="140"/>
+              <w:bottom w:type="dxa" w:w="80"/>
+              <w:right w:type="dxa" w:w="140"/>
+            </w:tcMar>
+          </w:tcPr>
+          <w:p>
+            <w:r>
+              <w:rPr>
+                <w:rFonts w:ascii="Arial" w:cs="Arial" w:eastAsia="Arial" w:hAnsi="Arial"/>
+                <w:sz w:val="19"/>
+                <w:szCs w:val="19"/>
+              </w:rPr>
+              <w:t xml:space="preserve">Inserisci volume soluzione (mL) e C teorica (ppm) per elemento. Risultato finale: ppm rilevati.</w:t>
+            </w:r>
+          </w:p>
+        </w:tc>
+      </w:tr>
+    </w:tbl>
+    <w:p>
+      <w:pPr>
+        <w:spacing w:after="100" w:before="0"/>
+      </w:pPr>
+      <w:r>
+        <w:t xml:space="preserve"/>
+      </w:r>
+    </w:p>
+    <w:p>
+      <w:pPr>
+        <w:spacing w:after="60" w:before="180"/>
+      </w:pPr>
+      <w:r>
+        <w:rPr>
+          <w:rFonts w:ascii="Arial" w:cs="Arial" w:eastAsia="Arial" w:hAnsi="Arial"/>
+          <w:b/>
+          <w:bCs/>
+          <w:color w:val="333333"/>
+          <w:sz w:val="20"/>
+          <w:szCs w:val="20"/>
+        </w:rPr>
+        <w:t xml:space="preserve">Calcolo matraccio automatico</w:t>
+      </w:r>
+    </w:p>
+    <w:p>
+      <w:pPr>
+        <w:pStyle w:val="ListParagraph"/>
+        <w:numPr>
+          <w:ilvl w:val="0"/>
+          <w:numId w:val="2"/>
+        </w:numPr>
+        <w:spacing w:after="60" w:before="40"/>
+      </w:pPr>
+      <w:r>
+        <w:rPr>
+          <w:rFonts w:ascii="Arial" w:cs="Arial" w:eastAsia="Arial" w:hAnsi="Arial"/>
+          <w:sz w:val="20"/>
+          <w:szCs w:val="20"/>
+        </w:rPr>
+        <w:t xml:space="preserve">Verde: concentrazione stimata nel range ICP. Matraccio consigliato mostrato direttamente.</w:t>
+      </w:r>
+    </w:p>
+    <w:p>
+      <w:pPr>
+        <w:pStyle w:val="ListParagraph"/>
+        <w:numPr>
+          <w:ilvl w:val="0"/>
+          <w:numId w:val="2"/>
+        </w:numPr>
+        <w:spacing w:after="60" w:before="40"/>
+      </w:pPr>
+      <w:r>
+        <w:rPr>
+          <w:rFonts w:ascii="Arial" w:cs="Arial" w:eastAsia="Arial" w:hAnsi="Arial"/>
+          <w:sz w:val="20"/>
+          <w:szCs w:val="20"/>
+        </w:rPr>
+        <w:t xml:space="preserve">Giallo: necessaria diluizione. Il sistema suggerisce le due fasi (1000 mL + riduzione). Volumi modificabili.</w:t>
+      </w:r>
+    </w:p>
+    <w:tbl>
+      <w:tblPr>
+        <w:tblW w:type="dxa" w:w="9026"/>
+        <w:tblBorders>
+          <w:top w:val="single" w:color="auto" w:sz="4"/>
+          <w:left w:val="single" w:color="auto" w:sz="4"/>
+          <w:bottom w:val="single" w:color="auto" w:sz="4"/>
+          <w:right w:val="single" w:color="auto" w:sz="4"/>
+          <w:insideH w:val="single" w:color="auto" w:sz="4"/>
+          <w:insideV w:val="single" w:color="auto" w:sz="4"/>
+        </w:tblBorders>
+      </w:tblPr>
+      <w:tblGrid>
+        <w:gridCol w:w="9026"/>
+      </w:tblGrid>
+      <w:tr>
+        <w:tc>
+          <w:tcPr>
+            <w:tcW w:type="dxa" w:w="9026"/>
+            <w:tcBorders>
+              <w:top w:val="single" w:color="1A3870" w:sz="1"/>
+              <w:left w:val="single" w:color="1A3870" w:sz="1"/>
+              <w:bottom w:val="single" w:color="1A3870" w:sz="1"/>
+              <w:right w:val="single" w:color="1A3870" w:sz="1"/>
+            </w:tcBorders>
+            <w:shd w:fill="E8F0FB" w:val="clear"/>
+            <w:tcMar>
+              <w:top w:type="dxa" w:w="120"/>
+              <w:left w:type="dxa" w:w="200"/>
+              <w:bottom w:type="dxa" w:w="120"/>
+              <w:right w:type="dxa" w:w="200"/>
+            </w:tcMar>
+          </w:tcPr>
+          <w:p>
+            <w:pPr>
+              <w:spacing w:after="30" w:before="30"/>
+            </w:pPr>
+            <w:r>
+              <w:rPr>
+                <w:rFonts w:ascii="Arial" w:cs="Arial" w:eastAsia="Arial" w:hAnsi="Arial"/>
+                <w:sz w:val="19"/>
+                <w:szCs w:val="19"/>
+              </w:rPr>
+              <w:t xml:space="preserve">Formula (solido, senza dil.): C (ppm) = (% / 100 x peso_g x 1000) / V_matraccio</w:t>
+            </w:r>
+          </w:p>
+          <w:p>
+            <w:pPr>
+              <w:spacing w:after="30" w:before="30"/>
+            </w:pPr>
+            <w:r>
+              <w:rPr>
+                <w:rFonts w:ascii="Arial" w:cs="Arial" w:eastAsia="Arial" w:hAnsi="Arial"/>
+                <w:sz w:val="19"/>
+                <w:szCs w:val="19"/>
+              </w:rPr>
+              <w:t xml:space="preserve">Formula (solido, con dil.): C_finale = C_madre x V_aliquota / V_matraccio_dil</w:t>
+            </w:r>
+          </w:p>
+        </w:tc>
+      </w:tr>
+    </w:tbl>
+    <w:p>
+      <w:pPr>
+        <w:spacing w:after="100" w:before="0"/>
+      </w:pPr>
+      <w:r>
+        <w:t xml:space="preserve"/>
+      </w:r>
+    </w:p>
+    <w:p>
+      <w:pPr>
+        <w:spacing w:after="60" w:before="180"/>
+      </w:pPr>
+      <w:r>
+        <w:rPr>
+          <w:rFonts w:ascii="Arial" w:cs="Arial" w:eastAsia="Arial" w:hAnsi="Arial"/>
+          <w:b/>
+          <w:bCs/>
+          <w:color w:val="333333"/>
+          <w:sz w:val="20"/>
+          <w:szCs w:val="20"/>
+        </w:rPr>
+        <w:t xml:space="preserve">Etichette campioni (nel PDF preparazione)</w:t>
+      </w:r>
+    </w:p>
+    <w:p>
+      <w:pPr>
+        <w:spacing w:after="80" w:before="60"/>
+      </w:pPr>
+      <w:r>
+        <w:rPr>
+          <w:rFonts w:ascii="Arial" w:cs="Arial" w:eastAsia="Arial" w:hAnsi="Arial"/>
+          <w:sz w:val="20"/>
+          <w:szCs w:val="20"/>
+        </w:rPr>
+        <w:t xml:space="preserve">Il PDF di preparazione include una pagina finale con le etichette pronte da ritagliare:</w:t>
+      </w:r>
+    </w:p>
+    <w:p>
+      <w:pPr>
+        <w:pStyle w:val="ListParagraph"/>
+        <w:numPr>
+          <w:ilvl w:val="0"/>
+          <w:numId w:val="2"/>
+        </w:numPr>
+        <w:spacing w:after="60" w:before="40"/>
+      </w:pPr>
+      <w:r>
+        <w:rPr>
+          <w:rFonts w:ascii="Arial" w:cs="Arial" w:eastAsia="Arial" w:hAnsi="Arial"/>
+          <w:sz w:val="20"/>
+          <w:szCs w:val="20"/>
+        </w:rPr>
+        <w:t xml:space="preserve">Formato 45x25 mm — compatibile con matracci 25 mL e Falcon 50 mL.</w:t>
+      </w:r>
+    </w:p>
+    <w:p>
+      <w:pPr>
+        <w:pStyle w:val="ListParagraph"/>
+        <w:numPr>
+          <w:ilvl w:val="0"/>
+          <w:numId w:val="2"/>
+        </w:numPr>
+        <w:spacing w:after="60" w:before="40"/>
+      </w:pPr>
+      <w:r>
+        <w:rPr>
+          <w:rFonts w:ascii="Arial" w:cs="Arial" w:eastAsia="Arial" w:hAnsi="Arial"/>
+          <w:sz w:val="20"/>
+          <w:szCs w:val="20"/>
+        </w:rPr>
+        <w:t xml:space="preserve">Layout 4x10 per foglio A4 (max 40 etichette). Se i campioni sono pochi, le etichette appaiono nella stessa pagina delle istruzioni.</w:t>
+      </w:r>
+    </w:p>
+    <w:p>
+      <w:pPr>
+        <w:pStyle w:val="ListParagraph"/>
+        <w:numPr>
+          <w:ilvl w:val="0"/>
+          <w:numId w:val="2"/>
+        </w:numPr>
+        <w:spacing w:after="60" w:before="40"/>
+      </w:pPr>
+      <w:r>
+        <w:rPr>
+          <w:rFonts w:ascii="Arial" w:cs="Arial" w:eastAsia="Arial" w:hAnsi="Arial"/>
+          <w:sz w:val="20"/>
+          <w:szCs w:val="20"/>
+        </w:rPr>
+        <w:t xml:space="preserve">Bordo tratteggiato per il ritaglio. Contenuto: ID, sigla operatore, data, nome campione, elementi, peso/volume.</w:t>
+      </w:r>
+    </w:p>
+    <w:p>
+      <w:pPr>
+        <w:pStyle w:val="ListParagraph"/>
+        <w:numPr>
+          <w:ilvl w:val="0"/>
+          <w:numId w:val="2"/>
+        </w:numPr>
+        <w:spacing w:after="60" w:before="40"/>
+      </w:pPr>
+      <w:r>
+        <w:rPr>
+          <w:rFonts w:ascii="Arial" w:cs="Arial" w:eastAsia="Arial" w:hAnsi="Arial"/>
+          <w:sz w:val="20"/>
+          <w:szCs w:val="20"/>
+        </w:rPr>
+        <w:t xml:space="preserve">Stampare su fogli etichette 45x25 mm (es. Avery 3651 o compatibile).</w:t>
+      </w:r>
+    </w:p>
+    <w:p>
+      <w:pPr>
+        <w:spacing w:after="80" w:before="60"/>
+      </w:pPr>
+      <w:r>
+        <w:rPr>
+          <w:rFonts w:ascii="Arial" w:cs="Arial" w:eastAsia="Arial" w:hAnsi="Arial"/>
+          <w:sz w:val="20"/>
+          <w:szCs w:val="20"/>
+        </w:rPr>
+        <w:t xml:space="preserve">Clicca "Genera PDF preparazione campioni" per stampare istruzioni + etichette.</w:t>
+      </w:r>
+    </w:p>
+    <w:p>
+      <w:pPr>
+        <w:spacing w:after="100" w:before="0"/>
+      </w:pPr>
+      <w:r>
+        <w:t xml:space="preserve"/>
+      </w:r>
+    </w:p>
+    <w:p>
+      <w:r>
+        <w:br w:type="page"/>
+      </w:r>
+    </w:p>
+    <w:p>
+      <w:pPr>
+        <w:pStyle w:val="Heading2"/>
+        <w:spacing w:after="80" w:before="260"/>
+      </w:pPr>
+      <w:r>
+        <w:rPr>
+          <w:rFonts w:ascii="Arial" w:cs="Arial" w:eastAsia="Arial" w:hAnsi="Arial"/>
+          <w:b/>
+          <w:bCs/>
+          <w:color w:val="1A3870"/>
+          <w:sz w:val="22"/>
+          <w:szCs w:val="22"/>
+        </w:rPr>
+        <w:t xml:space="preserve">Passo 4 — Letture ICP</w:t>
+      </w:r>
+    </w:p>
+    <w:p>
+      <w:pPr>
+        <w:spacing w:after="80" w:before="60"/>
+      </w:pPr>
+      <w:r>
+        <w:rPr>
+          <w:rFonts w:ascii="Arial" w:cs="Arial" w:eastAsia="Arial" w:hAnsi="Arial"/>
+          <w:sz w:val="20"/>
+          <w:szCs w:val="20"/>
+        </w:rPr>
+        <w:t xml:space="preserve">Inserisci i valori in ppm letti dallo strumento per ogni elemento. Il campo mostra il matraccio usato come riferimento.</w:t>
+      </w:r>
+    </w:p>
+    <w:tbl>
+      <w:tblPr>
+        <w:tblW w:type="dxa" w:w="9026"/>
+        <w:tblBorders>
+          <w:top w:val="single" w:color="auto" w:sz="4"/>
+          <w:left w:val="single" w:color="auto" w:sz="4"/>
+          <w:bottom w:val="single" w:color="auto" w:sz="4"/>
+          <w:right w:val="single" w:color="auto" w:sz="4"/>
+          <w:insideH w:val="single" w:color="auto" w:sz="4"/>
+          <w:insideV w:val="single" w:color="auto" w:sz="4"/>
+        </w:tblBorders>
+      </w:tblPr>
+      <w:tblGrid>
+        <w:gridCol w:w="9026"/>
+      </w:tblGrid>
+      <w:tr>
+        <w:tc>
+          <w:tcPr>
+            <w:tcW w:type="dxa" w:w="9026"/>
+            <w:tcBorders>
+              <w:top w:val="single" w:color="22C55E" w:sz="1"/>
+              <w:left w:val="single" w:color="22C55E" w:sz="1"/>
+              <w:bottom w:val="single" w:color="22C55E" w:sz="1"/>
+              <w:right w:val="single" w:color="22C55E" w:sz="1"/>
+            </w:tcBorders>
+            <w:shd w:fill="F0FDF4" w:val="clear"/>
+            <w:tcMar>
+              <w:top w:type="dxa" w:w="120"/>
+              <w:left w:type="dxa" w:w="200"/>
+              <w:bottom w:type="dxa" w:w="120"/>
+              <w:right w:type="dxa" w:w="200"/>
+            </w:tcMar>
+          </w:tcPr>
+          <w:p>
+            <w:pPr>
+              <w:spacing w:after="30" w:before="30"/>
+            </w:pPr>
+            <w:r>
+              <w:rPr>
+                <w:rFonts w:ascii="Arial" w:cs="Arial" w:eastAsia="Arial" w:hAnsi="Arial"/>
+                <w:sz w:val="19"/>
+                <w:szCs w:val="19"/>
+              </w:rPr>
+              <w:t xml:space="preserve">Salvataggio automatico: ogni modifica viene salvata istantaneamente nel browser.</w:t>
+            </w:r>
+          </w:p>
+        </w:tc>
+      </w:tr>
+    </w:tbl>
+    <w:p>
+      <w:pPr>
+        <w:spacing w:after="100" w:before="0"/>
+      </w:pPr>
+      <w:r>
+        <w:t xml:space="preserve"/>
+      </w:r>
+    </w:p>
+    <w:p>
+      <w:pPr>
+        <w:pStyle w:val="Heading2"/>
+        <w:spacing w:after="80" w:before="260"/>
+      </w:pPr>
+      <w:r>
+        <w:rPr>
+          <w:rFonts w:ascii="Arial" w:cs="Arial" w:eastAsia="Arial" w:hAnsi="Arial"/>
+          <w:b/>
+          <w:bCs/>
+          <w:color w:val="1A3870"/>
+          <w:sz w:val="22"/>
+          <w:szCs w:val="22"/>
+        </w:rPr>
+        <w:t xml:space="preserve">Passo 5 — Risultati</w:t>
+      </w:r>
+    </w:p>
+    <w:p>
+      <w:pPr>
+        <w:spacing w:after="80" w:before="60"/>
+      </w:pPr>
+      <w:r>
+        <w:rPr>
+          <w:rFonts w:ascii="Arial" w:cs="Arial" w:eastAsia="Arial" w:hAnsi="Arial"/>
+          <w:sz w:val="20"/>
+          <w:szCs w:val="20"/>
+        </w:rPr>
+        <w:t xml:space="preserve">Il sistema calcola automaticamente il risultato per ogni elemento:</w:t>
+      </w:r>
+    </w:p>
+    <w:p>
+      <w:pPr>
+        <w:spacing w:after="100" w:before="0"/>
+      </w:pPr>
+      <w:r>
+        <w:t xml:space="preserve"/>
+      </w:r>
+    </w:p>
+    <w:tbl>
+      <w:tblPr>
+        <w:tblW w:type="dxa" w:w="9026"/>
+        <w:tblBorders>
+          <w:top w:val="single" w:color="auto" w:sz="4"/>
+          <w:left w:val="single" w:color="auto" w:sz="4"/>
+          <w:bottom w:val="single" w:color="auto" w:sz="4"/>
+          <w:right w:val="single" w:color="auto" w:sz="4"/>
+          <w:insideH w:val="single" w:color="auto" w:sz="4"/>
+          <w:insideV w:val="single" w:color="auto" w:sz="4"/>
+        </w:tblBorders>
+      </w:tblPr>
+      <w:tblGrid>
+        <w:gridCol w:w="3000"/>
+        <w:gridCol w:w="6026"/>
+      </w:tblGrid>
+      <w:tr>
+        <w:tc>
+          <w:tcPr>
+            <w:tcW w:type="dxa" w:w="3000"/>
+            <w:tcBorders>
+              <w:top w:val="single" w:color="1A3870" w:sz="1"/>
+              <w:left w:val="single" w:color="1A3870" w:sz="1"/>
+              <w:bottom w:val="single" w:color="1A3870" w:sz="1"/>
+              <w:right w:val="single" w:color="1A3870" w:sz="1"/>
+            </w:tcBorders>
+            <w:shd w:fill="1A3870" w:val="clear"/>
+            <w:tcMar>
+              <w:top w:type="dxa" w:w="80"/>
+              <w:left w:type="dxa" w:w="140"/>
+              <w:bottom w:type="dxa" w:w="80"/>
+              <w:right w:type="dxa" w:w="140"/>
+            </w:tcMar>
+          </w:tcPr>
+          <w:p>
+            <w:r>
+              <w:rPr>
+                <w:rFonts w:ascii="Arial" w:cs="Arial" w:eastAsia="Arial" w:hAnsi="Arial"/>
+                <w:b/>
+                <w:bCs/>
+                <w:color w:val="FFFFFF"/>
+                <w:sz w:val="19"/>
+                <w:szCs w:val="19"/>
+              </w:rPr>
+              <w:t xml:space="preserve">Tipo</w:t>
+            </w:r>
+          </w:p>
+        </w:tc>
+        <w:tc>
+          <w:tcPr>
+            <w:tcW w:type="dxa" w:w="6026"/>
+            <w:tcBorders>
+              <w:top w:val="single" w:color="1A3870" w:sz="1"/>
+              <w:left w:val="single" w:color="1A3870" w:sz="1"/>
+              <w:bottom w:val="single" w:color="1A3870" w:sz="1"/>
+              <w:right w:val="single" w:color="1A3870" w:sz="1"/>
+            </w:tcBorders>
+            <w:shd w:fill="1A3870" w:val="clear"/>
+            <w:tcMar>
+              <w:top w:type="dxa" w:w="80"/>
+              <w:left w:type="dxa" w:w="140"/>
+              <w:bottom w:type="dxa" w:w="80"/>
+              <w:right w:type="dxa" w:w="140"/>
+            </w:tcMar>
+          </w:tcPr>
+          <w:p>
+            <w:r>
+              <w:rPr>
+                <w:rFonts w:ascii="Arial" w:cs="Arial" w:eastAsia="Arial" w:hAnsi="Arial"/>
+                <w:b/>
+                <w:bCs/>
+                <w:color w:val="FFFFFF"/>
+                <w:sz w:val="19"/>
+                <w:szCs w:val="19"/>
+              </w:rPr>
+              <w:t xml:space="preserve">Formula</w:t>
+            </w:r>
+          </w:p>
+        </w:tc>
+      </w:tr>
+      <w:tr>
+        <w:tc>
+          <w:tcPr>
+            <w:tcW w:type="dxa" w:w="3000"/>
+            <w:tcBorders>
+              <w:top w:val="single" w:color="CCCCCC" w:sz="1"/>
+              <w:left w:val="single" w:color="CCCCCC" w:sz="1"/>
+              <w:bottom w:val="single" w:color="CCCCCC" w:sz="1"/>
+              <w:right w:val="single" w:color="CCCCCC" w:sz="1"/>
+            </w:tcBorders>
+            <w:shd w:fill="FFFFFF" w:val="clear"/>
+            <w:tcMar>
+              <w:top w:type="dxa" w:w="80"/>
+              <w:left w:type="dxa" w:w="140"/>
+              <w:bottom w:type="dxa" w:w="80"/>
+              <w:right w:type="dxa" w:w="140"/>
+            </w:tcMar>
+          </w:tcPr>
+          <w:p>
+            <w:r>
+              <w:rPr>
+                <w:rFonts w:ascii="Arial" w:cs="Arial" w:eastAsia="Arial" w:hAnsi="Arial"/>
+                <w:sz w:val="19"/>
+                <w:szCs w:val="19"/>
+              </w:rPr>
+              <w:t xml:space="preserve">Campione solido</w:t>
+            </w:r>
+          </w:p>
+        </w:tc>
+        <w:tc>
+          <w:tcPr>
+            <w:tcW w:type="dxa" w:w="6026"/>
+            <w:tcBorders>
+              <w:top w:val="single" w:color="CCCCCC" w:sz="1"/>
+              <w:left w:val="single" w:color="CCCCCC" w:sz="1"/>
+              <w:bottom w:val="single" w:color="CCCCCC" w:sz="1"/>
+              <w:right w:val="single" w:color="CCCCCC" w:sz="1"/>
+            </w:tcBorders>
+            <w:shd w:fill="FFFFFF" w:val="clear"/>
+            <w:tcMar>
+              <w:top w:type="dxa" w:w="80"/>
+              <w:left w:type="dxa" w:w="140"/>
+              <w:bottom w:type="dxa" w:w="80"/>
+              <w:right w:type="dxa" w:w="140"/>
+            </w:tcMar>
+          </w:tcPr>
+          <w:p>
+            <w:r>
+              <w:rPr>
+                <w:rFonts w:ascii="Arial" w:cs="Arial" w:eastAsia="Arial" w:hAnsi="Arial"/>
+                <w:sz w:val="19"/>
+                <w:szCs w:val="19"/>
+              </w:rPr>
+              <w:t xml:space="preserve">% in peso = (lettura_ppm x V_matraccio) / (peso_g x 1000) x 100. Fattore diluizione incluso.</w:t>
+            </w:r>
+          </w:p>
+        </w:tc>
+      </w:tr>
+      <w:tr>
+        <w:tc>
+          <w:tcPr>
+            <w:tcW w:type="dxa" w:w="3000"/>
+            <w:tcBorders>
+              <w:top w:val="single" w:color="CCCCCC" w:sz="1"/>
+              <w:left w:val="single" w:color="CCCCCC" w:sz="1"/>
+              <w:bottom w:val="single" w:color="CCCCCC" w:sz="1"/>
+              <w:right w:val="single" w:color="CCCCCC" w:sz="1"/>
+            </w:tcBorders>
+            <w:shd w:fill="F5F5F5" w:val="clear"/>
+            <w:tcMar>
+              <w:top w:type="dxa" w:w="80"/>
+              <w:left w:type="dxa" w:w="140"/>
+              <w:bottom w:type="dxa" w:w="80"/>
+              <w:right w:type="dxa" w:w="140"/>
+            </w:tcMar>
+          </w:tcPr>
+          <w:p>
+            <w:r>
+              <w:rPr>
+                <w:rFonts w:ascii="Arial" w:cs="Arial" w:eastAsia="Arial" w:hAnsi="Arial"/>
+                <w:sz w:val="19"/>
+                <w:szCs w:val="19"/>
+              </w:rPr>
+              <w:t xml:space="preserve">Campione in soluzione</w:t>
+            </w:r>
+          </w:p>
+        </w:tc>
+        <w:tc>
+          <w:tcPr>
+            <w:tcW w:type="dxa" w:w="6026"/>
+            <w:tcBorders>
+              <w:top w:val="single" w:color="CCCCCC" w:sz="1"/>
+              <w:left w:val="single" w:color="CCCCCC" w:sz="1"/>
+              <w:bottom w:val="single" w:color="CCCCCC" w:sz="1"/>
+              <w:right w:val="single" w:color="CCCCCC" w:sz="1"/>
+            </w:tcBorders>
+            <w:shd w:fill="F5F5F5" w:val="clear"/>
+            <w:tcMar>
+              <w:top w:type="dxa" w:w="80"/>
+              <w:left w:type="dxa" w:w="140"/>
+              <w:bottom w:type="dxa" w:w="80"/>
+              <w:right w:type="dxa" w:w="140"/>
+            </w:tcMar>
+          </w:tcPr>
+          <w:p>
+            <w:r>
+              <w:rPr>
+                <w:rFonts w:ascii="Arial" w:cs="Arial" w:eastAsia="Arial" w:hAnsi="Arial"/>
+                <w:sz w:val="19"/>
+                <w:szCs w:val="19"/>
+              </w:rPr>
+              <w:t xml:space="preserve">C rilevata (ppm) = lettura x fattore diluizione (se applicato).</w:t>
+            </w:r>
+          </w:p>
+        </w:tc>
+      </w:tr>
+    </w:tbl>
+    <w:p>
+      <w:pPr>
+        <w:spacing w:after="100" w:before="0"/>
+      </w:pPr>
+      <w:r>
+        <w:t xml:space="preserve"/>
+      </w:r>
+    </w:p>
+    <w:p>
+      <w:pPr>
+        <w:spacing w:after="60" w:before="180"/>
+      </w:pPr>
+      <w:r>
+        <w:rPr>
+          <w:rFonts w:ascii="Arial" w:cs="Arial" w:eastAsia="Arial" w:hAnsi="Arial"/>
+          <w:b/>
+          <w:bCs/>
+          <w:color w:val="333333"/>
+          <w:sz w:val="20"/>
+          <w:szCs w:val="20"/>
+        </w:rPr>
+        <w:t xml:space="preserve">Generare il PDF Risultati</w:t>
+      </w:r>
+    </w:p>
+    <w:p>
+      <w:pPr>
+        <w:pStyle w:val="ListParagraph"/>
+        <w:numPr>
+          <w:ilvl w:val="0"/>
+          <w:numId w:val="3"/>
+        </w:numPr>
+        <w:spacing w:after="60" w:before="40"/>
+      </w:pPr>
+      <w:r>
+        <w:rPr>
+          <w:rFonts w:ascii="Arial" w:cs="Arial" w:eastAsia="Arial" w:hAnsi="Arial"/>
+          <w:sz w:val="20"/>
+          <w:szCs w:val="20"/>
+        </w:rPr>
+        <w:t xml:space="preserve">Clicca "Genera PDF Risultati".</w:t>
+      </w:r>
+    </w:p>
+    <w:p>
+      <w:pPr>
+        <w:pStyle w:val="ListParagraph"/>
+        <w:numPr>
+          <w:ilvl w:val="0"/>
+          <w:numId w:val="3"/>
+        </w:numPr>
+        <w:spacing w:after="60" w:before="40"/>
+      </w:pPr>
+      <w:r>
+        <w:rPr>
+          <w:rFonts w:ascii="Arial" w:cs="Arial" w:eastAsia="Arial" w:hAnsi="Arial"/>
+          <w:sz w:val="20"/>
+          <w:szCs w:val="20"/>
+        </w:rPr>
+        <w:t xml:space="preserve">Scegli la lingua: Italiano o English.</w:t>
+      </w:r>
+    </w:p>
+    <w:p>
+      <w:pPr>
+        <w:pStyle w:val="ListParagraph"/>
+        <w:numPr>
+          <w:ilvl w:val="0"/>
+          <w:numId w:val="3"/>
+        </w:numPr>
+        <w:spacing w:after="60" w:before="40"/>
+      </w:pPr>
+      <w:r>
+        <w:rPr>
+          <w:rFonts w:ascii="Arial" w:cs="Arial" w:eastAsia="Arial" w:hAnsi="Arial"/>
+          <w:sz w:val="20"/>
+          <w:szCs w:val="20"/>
+        </w:rPr>
+        <w:t xml:space="preserve">Il PDF include: intestazione CNR-ICCOM, riepilogo, tabella risultati, nota metodologica, riga firma.</w:t>
+      </w:r>
+    </w:p>
+    <w:p>
+      <w:pPr>
+        <w:spacing w:after="100" w:before="0"/>
+      </w:pPr>
+      <w:r>
+        <w:t xml:space="preserve"/>
+      </w:r>
+    </w:p>
+    <w:p>
+      <w:pPr>
+        <w:pStyle w:val="Heading1"/>
+        <w:pBdr>
+          <w:bottom w:val="single" w:color="1A3870" w:sz="8" w:space="4"/>
+        </w:pBdr>
+        <w:spacing w:after="120" w:before="360"/>
+      </w:pPr>
+      <w:r>
+        <w:rPr>
+          <w:rFonts w:ascii="Arial" w:cs="Arial" w:eastAsia="Arial" w:hAnsi="Arial"/>
+          <w:b/>
+          <w:bCs/>
+          <w:color w:val="1A3870"/>
+          <w:sz w:val="28"/>
+          <w:szCs w:val="28"/>
+        </w:rPr>
+        <w:t xml:space="preserve">5. Riepilogo PDF generabili</w:t>
+      </w:r>
+    </w:p>
+    <w:tbl>
+      <w:tblPr>
+        <w:tblW w:type="dxa" w:w="9026"/>
+        <w:tblBorders>
+          <w:top w:val="single" w:color="auto" w:sz="4"/>
+          <w:left w:val="single" w:color="auto" w:sz="4"/>
+          <w:bottom w:val="single" w:color="auto" w:sz="4"/>
+          <w:right w:val="single" w:color="auto" w:sz="4"/>
+          <w:insideH w:val="single" w:color="auto" w:sz="4"/>
+          <w:insideV w:val="single" w:color="auto" w:sz="4"/>
+        </w:tblBorders>
+      </w:tblPr>
+      <w:tblGrid>
+        <w:gridCol w:w="3000"/>
+        <w:gridCol w:w="6026"/>
+      </w:tblGrid>
+      <w:tr>
+        <w:tc>
+          <w:tcPr>
+            <w:tcW w:type="dxa" w:w="3000"/>
+            <w:tcBorders>
+              <w:top w:val="single" w:color="1A3870" w:sz="1"/>
+              <w:left w:val="single" w:color="1A3870" w:sz="1"/>
+              <w:bottom w:val="single" w:color="1A3870" w:sz="1"/>
+              <w:right w:val="single" w:color="1A3870" w:sz="1"/>
+            </w:tcBorders>
+            <w:shd w:fill="1A3870" w:val="clear"/>
+            <w:tcMar>
+              <w:top w:type="dxa" w:w="80"/>
+              <w:left w:type="dxa" w:w="140"/>
+              <w:bottom w:type="dxa" w:w="80"/>
+              <w:right w:type="dxa" w:w="140"/>
+            </w:tcMar>
+          </w:tcPr>
+          <w:p>
+            <w:r>
+              <w:rPr>
+                <w:rFonts w:ascii="Arial" w:cs="Arial" w:eastAsia="Arial" w:hAnsi="Arial"/>
+                <w:b/>
+                <w:bCs/>
+                <w:color w:val="FFFFFF"/>
+                <w:sz w:val="19"/>
+                <w:szCs w:val="19"/>
+              </w:rPr>
+              <w:t xml:space="preserve">PDF generabile</w:t>
+            </w:r>
+          </w:p>
+        </w:tc>
+        <w:tc>
+          <w:tcPr>
+            <w:tcW w:type="dxa" w:w="6026"/>
+            <w:tcBorders>
+              <w:top w:val="single" w:color="1A3870" w:sz="1"/>
+              <w:left w:val="single" w:color="1A3870" w:sz="1"/>
+              <w:bottom w:val="single" w:color="1A3870" w:sz="1"/>
+              <w:right w:val="single" w:color="1A3870" w:sz="1"/>
+            </w:tcBorders>
+            <w:shd w:fill="1A3870" w:val="clear"/>
+            <w:tcMar>
+              <w:top w:type="dxa" w:w="80"/>
+              <w:left w:type="dxa" w:w="140"/>
+              <w:bottom w:type="dxa" w:w="80"/>
+              <w:right w:type="dxa" w:w="140"/>
+            </w:tcMar>
+          </w:tcPr>
+          <w:p>
+            <w:r>
+              <w:rPr>
+                <w:rFonts w:ascii="Arial" w:cs="Arial" w:eastAsia="Arial" w:hAnsi="Arial"/>
+                <w:b/>
+                <w:bCs/>
+                <w:color w:val="FFFFFF"/>
+                <w:sz w:val="19"/>
+                <w:szCs w:val="19"/>
+              </w:rPr>
+              <w:t xml:space="preserve">Contenuto</w:t>
+            </w:r>
+          </w:p>
+        </w:tc>
+      </w:tr>
+      <w:tr>
+        <w:tc>
+          <w:tcPr>
+            <w:tcW w:type="dxa" w:w="3000"/>
+            <w:tcBorders>
+              <w:top w:val="single" w:color="CCCCCC" w:sz="1"/>
+              <w:left w:val="single" w:color="CCCCCC" w:sz="1"/>
+              <w:bottom w:val="single" w:color="CCCCCC" w:sz="1"/>
+              <w:right w:val="single" w:color="CCCCCC" w:sz="1"/>
+            </w:tcBorders>
+            <w:shd w:fill="FFFFFF" w:val="clear"/>
+            <w:tcMar>
+              <w:top w:type="dxa" w:w="80"/>
+              <w:left w:type="dxa" w:w="140"/>
+              <w:bottom w:type="dxa" w:w="80"/>
+              <w:right w:type="dxa" w:w="140"/>
+            </w:tcMar>
+          </w:tcPr>
+          <w:p>
+            <w:r>
+              <w:rPr>
+                <w:rFonts w:ascii="Arial" w:cs="Arial" w:eastAsia="Arial" w:hAnsi="Arial"/>
+                <w:sz w:val="19"/>
+                <w:szCs w:val="19"/>
+              </w:rPr>
+              <w:t xml:space="preserve">Preparazione campioni (Passo 3)</w:t>
+            </w:r>
+          </w:p>
+        </w:tc>
+        <w:tc>
+          <w:tcPr>
+            <w:tcW w:type="dxa" w:w="6026"/>
+            <w:tcBorders>
+              <w:top w:val="single" w:color="CCCCCC" w:sz="1"/>
+              <w:left w:val="single" w:color="CCCCCC" w:sz="1"/>
+              <w:bottom w:val="single" w:color="CCCCCC" w:sz="1"/>
+              <w:right w:val="single" w:color="CCCCCC" w:sz="1"/>
+            </w:tcBorders>
+            <w:shd w:fill="FFFFFF" w:val="clear"/>
+            <w:tcMar>
+              <w:top w:type="dxa" w:w="80"/>
+              <w:left w:type="dxa" w:w="140"/>
+              <w:bottom w:type="dxa" w:w="80"/>
+              <w:right w:type="dxa" w:w="140"/>
+            </w:tcMar>
+          </w:tcPr>
+          <w:p>
+            <w:r>
+              <w:rPr>
+                <w:rFonts w:ascii="Arial" w:cs="Arial" w:eastAsia="Arial" w:hAnsi="Arial"/>
+                <w:sz w:val="19"/>
+                <w:szCs w:val="19"/>
+              </w:rPr>
+              <w:t xml:space="preserve">Istruzioni matracci/diluizioni + etichette 45x25 mm con tratteggio ritaglio</w:t>
+            </w:r>
+          </w:p>
+        </w:tc>
+      </w:tr>
+      <w:tr>
+        <w:tc>
+          <w:tcPr>
+            <w:tcW w:type="dxa" w:w="3000"/>
+            <w:tcBorders>
+              <w:top w:val="single" w:color="CCCCCC" w:sz="1"/>
+              <w:left w:val="single" w:color="CCCCCC" w:sz="1"/>
+              <w:bottom w:val="single" w:color="CCCCCC" w:sz="1"/>
+              <w:right w:val="single" w:color="CCCCCC" w:sz="1"/>
+            </w:tcBorders>
+            <w:shd w:fill="F5F5F5" w:val="clear"/>
+            <w:tcMar>
+              <w:top w:type="dxa" w:w="80"/>
+              <w:left w:type="dxa" w:w="140"/>
+              <w:bottom w:type="dxa" w:w="80"/>
+              <w:right w:type="dxa" w:w="140"/>
+            </w:tcMar>
+          </w:tcPr>
+          <w:p>
+            <w:r>
+              <w:rPr>
+                <w:rFonts w:ascii="Arial" w:cs="Arial" w:eastAsia="Arial" w:hAnsi="Arial"/>
+                <w:sz w:val="19"/>
+                <w:szCs w:val="19"/>
+              </w:rPr>
+              <w:t xml:space="preserve">Standard calibrazione (Passo 2)</w:t>
+            </w:r>
+          </w:p>
+        </w:tc>
+        <w:tc>
+          <w:tcPr>
+            <w:tcW w:type="dxa" w:w="6026"/>
+            <w:tcBorders>
+              <w:top w:val="single" w:color="CCCCCC" w:sz="1"/>
+              <w:left w:val="single" w:color="CCCCCC" w:sz="1"/>
+              <w:bottom w:val="single" w:color="CCCCCC" w:sz="1"/>
+              <w:right w:val="single" w:color="CCCCCC" w:sz="1"/>
+            </w:tcBorders>
+            <w:shd w:fill="F5F5F5" w:val="clear"/>
+            <w:tcMar>
+              <w:top w:type="dxa" w:w="80"/>
+              <w:left w:type="dxa" w:w="140"/>
+              <w:bottom w:type="dxa" w:w="80"/>
+              <w:right w:type="dxa" w:w="140"/>
+            </w:tcMar>
+          </w:tcPr>
+          <w:p>
+            <w:r>
+              <w:rPr>
+                <w:rFonts w:ascii="Arial" w:cs="Arial" w:eastAsia="Arial" w:hAnsi="Arial"/>
+                <w:sz w:val="19"/>
+                <w:szCs w:val="19"/>
+              </w:rPr>
+              <w:t xml:space="preserve">Tabella aliquote per livello + procedura preparazione</w:t>
+            </w:r>
+          </w:p>
+        </w:tc>
+      </w:tr>
+      <w:tr>
+        <w:tc>
+          <w:tcPr>
+            <w:tcW w:type="dxa" w:w="3000"/>
+            <w:tcBorders>
+              <w:top w:val="single" w:color="CCCCCC" w:sz="1"/>
+              <w:left w:val="single" w:color="CCCCCC" w:sz="1"/>
+              <w:bottom w:val="single" w:color="CCCCCC" w:sz="1"/>
+              <w:right w:val="single" w:color="CCCCCC" w:sz="1"/>
+            </w:tcBorders>
+            <w:shd w:fill="FFFFFF" w:val="clear"/>
+            <w:tcMar>
+              <w:top w:type="dxa" w:w="80"/>
+              <w:left w:type="dxa" w:w="140"/>
+              <w:bottom w:type="dxa" w:w="80"/>
+              <w:right w:type="dxa" w:w="140"/>
+            </w:tcMar>
+          </w:tcPr>
+          <w:p>
+            <w:r>
+              <w:rPr>
+                <w:rFonts w:ascii="Arial" w:cs="Arial" w:eastAsia="Arial" w:hAnsi="Arial"/>
+                <w:sz w:val="19"/>
+                <w:szCs w:val="19"/>
+              </w:rPr>
+              <w:t xml:space="preserve">Risultati analisi (Passo 5, ITA/ENG)</w:t>
+            </w:r>
+          </w:p>
+        </w:tc>
+        <w:tc>
+          <w:tcPr>
+            <w:tcW w:type="dxa" w:w="6026"/>
+            <w:tcBorders>
+              <w:top w:val="single" w:color="CCCCCC" w:sz="1"/>
+              <w:left w:val="single" w:color="CCCCCC" w:sz="1"/>
+              <w:bottom w:val="single" w:color="CCCCCC" w:sz="1"/>
+              <w:right w:val="single" w:color="CCCCCC" w:sz="1"/>
+            </w:tcBorders>
+            <w:shd w:fill="FFFFFF" w:val="clear"/>
+            <w:tcMar>
+              <w:top w:type="dxa" w:w="80"/>
+              <w:left w:type="dxa" w:w="140"/>
+              <w:bottom w:type="dxa" w:w="80"/>
+              <w:right w:type="dxa" w:w="140"/>
+            </w:tcMar>
+          </w:tcPr>
+          <w:p>
+            <w:r>
+              <w:rPr>
+                <w:rFonts w:ascii="Arial" w:cs="Arial" w:eastAsia="Arial" w:hAnsi="Arial"/>
+                <w:sz w:val="19"/>
+                <w:szCs w:val="19"/>
+              </w:rPr>
+              <w:t xml:space="preserve">Report professionale: % in peso o ppm, metodologia, riga firme</w:t>
+            </w:r>
+          </w:p>
+        </w:tc>
+      </w:tr>
+    </w:tbl>
+    <w:p>
+      <w:pPr>
+        <w:spacing w:after="100" w:before="0"/>
+      </w:pPr>
+      <w:r>
+        <w:t xml:space="preserve"/>
+      </w:r>
+    </w:p>
+    <w:p>
+      <w:pPr>
+        <w:pStyle w:val="Heading1"/>
+        <w:pBdr>
+          <w:bottom w:val="single" w:color="1A3870" w:sz="8" w:space="4"/>
+        </w:pBdr>
+        <w:spacing w:after="120" w:before="360"/>
+      </w:pPr>
+      <w:r>
+        <w:rPr>
+          <w:rFonts w:ascii="Arial" w:cs="Arial" w:eastAsia="Arial" w:hAnsi="Arial"/>
+          <w:b/>
+          <w:bCs/>
+          <w:color w:val="1A3870"/>
+          <w:sz w:val="28"/>
+          <w:szCs w:val="28"/>
+        </w:rPr>
+        <w:t xml:space="preserve">6. Note tecniche</w:t>
+      </w:r>
+    </w:p>
+    <w:p>
+      <w:pPr>
+        <w:spacing w:after="60" w:before="180"/>
+      </w:pPr>
+      <w:r>
+        <w:rPr>
+          <w:rFonts w:ascii="Arial" w:cs="Arial" w:eastAsia="Arial" w:hAnsi="Arial"/>
+          <w:b/>
+          <w:bCs/>
+          <w:color w:val="333333"/>
+          <w:sz w:val="20"/>
+          <w:szCs w:val="20"/>
+        </w:rPr>
+        <w:t xml:space="preserve">Archiviazione dati</w:t>
+      </w:r>
+    </w:p>
+    <w:p>
+      <w:pPr>
+        <w:spacing w:after="80" w:before="60"/>
+      </w:pPr>
+      <w:r>
+        <w:rPr>
+          <w:rFonts w:ascii="Arial" w:cs="Arial" w:eastAsia="Arial" w:hAnsi="Arial"/>
+          <w:sz w:val="20"/>
+          <w:szCs w:val="20"/>
+        </w:rPr>
+        <w:t xml:space="preserve">Dati nel localStorage del browser — nessun server esterno. La sigla operatore e il contatore ID sono salvati separatamente dalle sessioni e persistono tra sessioni diverse. Usa "Esporta JSON" per backup.</w:t>
+      </w:r>
+    </w:p>
+    <w:p>
+      <w:pPr>
+        <w:spacing w:after="100" w:before="0"/>
+      </w:pPr>
+      <w:r>
+        <w:t xml:space="preserve"/>
+      </w:r>
+    </w:p>
+    <w:p>
+      <w:pPr>
+        <w:spacing w:after="60" w:before="180"/>
+      </w:pPr>
+      <w:r>
+        <w:rPr>
+          <w:rFonts w:ascii="Arial" w:cs="Arial" w:eastAsia="Arial" w:hAnsi="Arial"/>
+          <w:b/>
+          <w:bCs/>
+          <w:color w:val="333333"/>
+          <w:sz w:val="20"/>
+          <w:szCs w:val="20"/>
+        </w:rPr>
+        <w:t xml:space="preserve">ID campioni — unicita garantita</w:t>
+      </w:r>
+    </w:p>
+    <w:p>
+      <w:pPr>
+        <w:spacing w:after="80" w:before="60"/>
+      </w:pPr>
+      <w:r>
+        <w:rPr>
+          <w:rFonts w:ascii="Arial" w:cs="Arial" w:eastAsia="Arial" w:hAnsi="Arial"/>
+          <w:sz w:val="20"/>
+          <w:szCs w:val="20"/>
+        </w:rPr>
+        <w:t xml:space="preserve">Il contatore e separato per operatore e per anno (chiave: icp_counter_2026_LB). Due laboratoristi sullo stesso strumento non genereranno mai lo stesso ID, purche abbiano sigle diverse.</w:t>
+      </w:r>
+    </w:p>
+    <w:p>
+      <w:pPr>
+        <w:spacing w:after="100" w:before="0"/>
+      </w:pPr>
+      <w:r>
+        <w:t xml:space="preserve"/>
+      </w:r>
+    </w:p>
+    <w:p>
+      <w:pPr>
+        <w:spacing w:after="60" w:before="180"/>
+      </w:pPr>
+      <w:r>
+        <w:rPr>
+          <w:rFonts w:ascii="Arial" w:cs="Arial" w:eastAsia="Arial" w:hAnsi="Arial"/>
+          <w:b/>
+          <w:bCs/>
+          <w:color w:val="333333"/>
+          <w:sz w:val="20"/>
+          <w:szCs w:val="20"/>
+        </w:rPr>
+        <w:t xml:space="preserve">Compatibilita</w:t>
+      </w:r>
+    </w:p>
+    <w:p>
+      <w:pPr>
+        <w:pStyle w:val="ListParagraph"/>
+        <w:numPr>
+          <w:ilvl w:val="0"/>
+          <w:numId w:val="2"/>
+        </w:numPr>
+        <w:spacing w:after="60" w:before="40"/>
+      </w:pPr>
+      <w:r>
+        <w:rPr>
+          <w:rFonts w:ascii="Arial" w:cs="Arial" w:eastAsia="Arial" w:hAnsi="Arial"/>
+          <w:sz w:val="20"/>
+          <w:szCs w:val="20"/>
+        </w:rPr>
+        <w:t xml:space="preserve">File locale (icp-tool.html): offline, doppio click. Dati nel browser locale.</w:t>
+      </w:r>
+    </w:p>
+    <w:p>
+      <w:pPr>
+        <w:pStyle w:val="ListParagraph"/>
+        <w:numPr>
+          <w:ilvl w:val="0"/>
+          <w:numId w:val="2"/>
+        </w:numPr>
+        <w:spacing w:after="60" w:before="40"/>
+      </w:pPr>
+      <w:r>
+        <w:rPr>
+          <w:rFonts w:ascii="Arial" w:cs="Arial" w:eastAsia="Arial" w:hAnsi="Arial"/>
+          <w:sz w:val="20"/>
+          <w:szCs w:val="20"/>
+        </w:rPr>
+        <w:t xml:space="preserve">Web (GitHub Pages): online con cache offline (Service Worker). Prima apertura richiede connessione.</w:t>
+      </w:r>
+    </w:p>
+    <w:p>
+      <w:pPr>
+        <w:spacing w:after="100" w:before="0"/>
+      </w:pPr>
+      <w:r>
+        <w:t xml:space="preserve"/>
+      </w:r>
+    </w:p>
+    <w:tbl>
+      <w:tblPr>
+        <w:tblW w:type="dxa" w:w="9026"/>
+        <w:tblBorders>
+          <w:top w:val="single" w:color="auto" w:sz="4"/>
+          <w:left w:val="single" w:color="auto" w:sz="4"/>
+          <w:bottom w:val="single" w:color="auto" w:sz="4"/>
+          <w:right w:val="single" w:color="auto" w:sz="4"/>
+          <w:insideH w:val="single" w:color="auto" w:sz="4"/>
+          <w:insideV w:val="single" w:color="auto" w:sz="4"/>
+        </w:tblBorders>
+      </w:tblPr>
+      <w:tblGrid>
+        <w:gridCol w:w="9026"/>
+      </w:tblGrid>
+      <w:tr>
+        <w:tc>
+          <w:tcPr>
+            <w:tcW w:type="dxa" w:w="9026"/>
+            <w:tcBorders>
+              <w:top w:val="single" w:color="1A3870" w:sz="1"/>
+              <w:left w:val="single" w:color="1A3870" w:sz="1"/>
+              <w:bottom w:val="single" w:color="1A3870" w:sz="1"/>
+              <w:right w:val="single" w:color="1A3870" w:sz="1"/>
+            </w:tcBorders>
+            <w:shd w:fill="E8F0FB" w:val="clear"/>
+            <w:tcMar>
+              <w:top w:type="dxa" w:w="120"/>
+              <w:left w:type="dxa" w:w="200"/>
+              <w:bottom w:type="dxa" w:w="120"/>
+              <w:right w:type="dxa" w:w="200"/>
+            </w:tcMar>
+          </w:tcPr>
+          <w:p>
+            <w:pPr>
+              <w:spacing w:after="30" w:before="30"/>
+            </w:pPr>
+            <w:r>
+              <w:rPr>
+                <w:rFonts w:ascii="Arial" w:cs="Arial" w:eastAsia="Arial" w:hAnsi="Arial"/>
+                <w:sz w:val="19"/>
+                <w:szCs w:val="19"/>
+              </w:rPr>
+              <w:t xml:space="preserve">Per assistenza: Lorenzo Birindelli — CNR-ICCOM Pisa</w:t>
+            </w:r>
+          </w:p>
+          <w:p>
+            <w:pPr>
+              <w:spacing w:after="30" w:before="30"/>
+            </w:pPr>
+            <w:r>
+              <w:rPr>
+                <w:rFonts w:ascii="Arial" w:cs="Arial" w:eastAsia="Arial" w:hAnsi="Arial"/>
+                <w:sz w:val="19"/>
+                <w:szCs w:val="19"/>
+              </w:rPr>
+              <w:t xml:space="preserve">Repo: github.com/lorebiri/icp-tool</w:t>
             </w:r>
           </w:p>
         </w:tc>
@@ -3839,13 +3731,13 @@
     </w:lvlOverride>
   </w:num>
   <w:num w:numId="2">
-    <w:abstractNumId w:val="3"/>
+    <w:abstractNumId w:val="2"/>
     <w:lvlOverride w:ilvl="0">
       <w:startOverride w:val="1"/>
     </w:lvlOverride>
   </w:num>
   <w:num w:numId="3">
-    <w:abstractNumId w:val="2"/>
+    <w:abstractNumId w:val="3"/>
     <w:lvlOverride w:ilvl="0">
       <w:startOverride w:val="1"/>
     </w:lvlOverride>

--- a/ICP_Tool_Manuale.docx
+++ b/ICP_Tool_Manuale.docx
@@ -2012,6 +2012,81 @@
     </w:tbl>
     <w:p>
       <w:pPr>
+        <w:spacing w:after="40" w:before="80"/>
+      </w:pPr>
+      <w:r>
+        <w:rPr>
+          <w:rFonts w:ascii="Arial" w:cs="Arial" w:eastAsia="Arial" w:hAnsi="Arial"/>
+          <w:b/>
+          <w:bCs/>
+          <w:sz w:val="20"/>
+          <w:szCs w:val="20"/>
+        </w:rPr>
+        <w:t xml:space="preserve">Etichette standard (nel PDF di preparazione)</w:t>
+      </w:r>
+    </w:p>
+    <w:p>
+      <w:pPr>
+        <w:spacing w:after="30" w:before="30"/>
+      </w:pPr>
+      <w:r>
+        <w:rPr>
+          <w:rFonts w:ascii="Arial" w:cs="Arial" w:eastAsia="Arial" w:hAnsi="Arial"/>
+          <w:sz w:val="19"/>
+          <w:szCs w:val="19"/>
+        </w:rPr>
+        <w:t xml:space="preserve">Il PDF standard include, dopo la procedura, due set di etichette pronte da ritagliare per ogni Falcon da 50 mL:</w:t>
+      </w:r>
+    </w:p>
+    <w:p>
+      <w:pPr>
+        <w:numPr>
+          <w:ilvl w:val="0"/>
+          <w:numId w:val="1"/>
+        </w:numPr>
+        <w:spacing w:after="20" w:before="20"/>
+      </w:pPr>
+      <w:r>
+        <w:rPr>
+          <w:rFonts w:ascii="Arial" w:cs="Arial" w:eastAsia="Arial" w:hAnsi="Arial"/>
+          <w:sz w:val="19"/>
+          <w:szCs w:val="19"/>
+        </w:rPr>
+        <w:t xml:space="preserve">Etichetta rettangolare 45x25 mm per il corpo della provetta: livello (Std1, Std2…), concentrazione target, data, tipo (mono/multielementale), elementi e volume finale (50 mL).</w:t>
+      </w:r>
+    </w:p>
+    <w:p>
+      <w:pPr>
+        <w:numPr>
+          <w:ilvl w:val="0"/>
+          <w:numId w:val="1"/>
+        </w:numPr>
+        <w:spacing w:after="20" w:before="20"/>
+      </w:pPr>
+      <w:r>
+        <w:rPr>
+          <w:rFonts w:ascii="Arial" w:cs="Arial" w:eastAsia="Arial" w:hAnsi="Arial"/>
+          <w:sz w:val="19"/>
+          <w:szCs w:val="19"/>
+        </w:rPr>
+        <w:t xml:space="preserve">Etichetta tonda Ø 28 mm per il tappo: livello, concentrazione, elemento (se monoelementale), data e sigla del laboratorio.</w:t>
+      </w:r>
+    </w:p>
+    <w:p>
+      <w:pPr>
+        <w:spacing w:after="30" w:before="30"/>
+      </w:pPr>
+      <w:r>
+        <w:rPr>
+          <w:rFonts w:ascii="Arial" w:cs="Arial" w:eastAsia="Arial" w:hAnsi="Arial"/>
+          <w:sz w:val="19"/>
+          <w:szCs w:val="19"/>
+        </w:rPr>
+        <w:t xml:space="preserve">Entrambe hanno bordo tratteggiato di ritaglio e si dispongono automaticamente nella stessa pagina della procedura, oppure su una nuova pagina se lo spazio non basta.</w:t>
+      </w:r>
+    </w:p>
+    <w:p>
+      <w:pPr>
         <w:spacing w:after="80" w:before="60"/>
       </w:pPr>
       <w:r>
@@ -2020,7 +2095,7 @@
           <w:sz w:val="20"/>
           <w:szCs w:val="20"/>
         </w:rPr>
-        <w:t xml:space="preserve">Clicca "Genera PDF standard" per stampare le istruzioni di preparazione.</w:t>
+        <w:t xml:space="preserve">Clicca "Genera PDF standard" per stampare le istruzioni di preparazione e le etichette.</w:t>
       </w:r>
     </w:p>
     <w:p>
@@ -3167,7 +3242,7 @@
                 <w:sz w:val="19"/>
                 <w:szCs w:val="19"/>
               </w:rPr>
-              <w:t xml:space="preserve">Tabella aliquote per livello + procedura preparazione</w:t>
+              <w:t xml:space="preserve">Tabella aliquote per livello + procedura + etichette 45x25 mm (provetta) e Ø28 mm (tappo)</w:t>
             </w:r>
           </w:p>
         </w:tc>
@@ -3455,6 +3530,107 @@
         </w:tc>
       </w:tr>
     </w:tbl>
+    <w:p>
+      <w:pPr>
+        <w:pStyle w:val="Heading1"/>
+        <w:pBdr>
+          <w:bottom w:val="single" w:color="1A3870" w:sz="8" w:space="4"/>
+        </w:pBdr>
+        <w:spacing w:after="120" w:before="360"/>
+      </w:pPr>
+      <w:r>
+        <w:rPr>
+          <w:rFonts w:ascii="Arial" w:cs="Arial" w:eastAsia="Arial" w:hAnsi="Arial"/>
+          <w:b/>
+          <w:bCs/>
+          <w:color w:val="1A3870"/>
+          <w:sz w:val="28"/>
+          <w:szCs w:val="28"/>
+        </w:rPr>
+        <w:t xml:space="preserve">7. Archivio standard</w:t>
+      </w:r>
+    </w:p>
+    <w:p>
+      <w:pPr>
+        <w:spacing w:after="60" w:before="120"/>
+      </w:pPr>
+      <w:r>
+        <w:rPr>
+          <w:rFonts w:ascii="Arial" w:cs="Arial" w:eastAsia="Arial" w:hAnsi="Arial"/>
+          <w:sz w:val="20"/>
+          <w:szCs w:val="20"/>
+        </w:rPr>
+        <w:t xml:space="preserve">Una sezione globale, accessibile dalla sidebar con il pulsante "Archivio standard", che raccoglie tutti gli standard di calibrazione già preparati e disponibili in laboratorio — indipendentemente dalla sessione in cui sono stati creati.</w:t>
+      </w:r>
+    </w:p>
+    <w:p>
+      <w:pPr>
+        <w:numPr>
+          <w:ilvl w:val="0"/>
+          <w:numId w:val="1"/>
+        </w:numPr>
+        <w:spacing w:after="20" w:before="20"/>
+      </w:pPr>
+      <w:r>
+        <w:rPr>
+          <w:rFonts w:ascii="Arial" w:cs="Arial" w:eastAsia="Arial" w:hAnsi="Arial"/>
+          <w:sz w:val="19"/>
+          <w:szCs w:val="19"/>
+        </w:rPr>
+        <w:t xml:space="preserve">Salvataggio automatico: ogni volta che generi il PDF di preparazione standard (Passo 2), lo standard configurato viene registrato automaticamente nell’archivio con data, tipo, elementi, livelli e sessione di provenienza.</w:t>
+      </w:r>
+    </w:p>
+    <w:p>
+      <w:pPr>
+        <w:numPr>
+          <w:ilvl w:val="0"/>
+          <w:numId w:val="1"/>
+        </w:numPr>
+        <w:spacing w:after="20" w:before="20"/>
+      </w:pPr>
+      <w:r>
+        <w:rPr>
+          <w:rFonts w:ascii="Arial" w:cs="Arial" w:eastAsia="Arial" w:hAnsi="Arial"/>
+          <w:sz w:val="19"/>
+          <w:szCs w:val="19"/>
+        </w:rPr>
+        <w:t xml:space="preserve">Aggiunta manuale: con il pulsante "+ Aggiungi standard" puoi registrare uno standard già pronto (data, tipo mono/multielementale, elementi con stock, livelli in ppm e note libere) senza doverlo rigenerare dall’app.</w:t>
+      </w:r>
+    </w:p>
+    <w:p>
+      <w:pPr>
+        <w:numPr>
+          <w:ilvl w:val="0"/>
+          <w:numId w:val="1"/>
+        </w:numPr>
+        <w:spacing w:after="20" w:before="20"/>
+      </w:pPr>
+      <w:r>
+        <w:rPr>
+          <w:rFonts w:ascii="Arial" w:cs="Arial" w:eastAsia="Arial" w:hAnsi="Arial"/>
+          <w:sz w:val="19"/>
+          <w:szCs w:val="19"/>
+        </w:rPr>
+        <w:t xml:space="preserve">Ogni scheda mostra elementi, tipo, provenienza (sessione o manuale), data di preparazione, volume finale e livelli di concentrazione disponibili. Un campo di ricerca permette di filtrare per elemento (es. "Fe") per trovare subito uno standard già pronto.</w:t>
+      </w:r>
+    </w:p>
+    <w:p>
+      <w:pPr>
+        <w:numPr>
+          <w:ilvl w:val="0"/>
+          <w:numId w:val="1"/>
+        </w:numPr>
+        <w:spacing w:after="20" w:before="20"/>
+      </w:pPr>
+      <w:r>
+        <w:rPr>
+          <w:rFonts w:ascii="Arial" w:cs="Arial" w:eastAsia="Arial" w:hAnsi="Arial"/>
+          <w:sz w:val="19"/>
+          <w:szCs w:val="19"/>
+        </w:rPr>
+        <w:t xml:space="preserve">Ogni voce può essere eliminata singolarmente con conferma. L’archivio è salvato in locale (localStorage) ed è quindi specifico per ogni computer/browser su cui usi l’app.</w:t>
+      </w:r>
+    </w:p>
     <w:sectPr>
       <w:headerReference w:type="default" r:id="rId7"/>
       <w:footerReference w:type="default" r:id="rId8"/>
